--- a/docs/tables/auc3/sec5_throm_2.docx
+++ b/docs/tables/auc3/sec5_throm_2.docx
@@ -838,7 +838,7 @@
                 <w:szCs w:val="22"/>
                 <w:color w:val="000000"/>
               </w:rPr>
-              <w:t xml:space="preserve">143</w:t>
+              <w:t xml:space="preserve">142</w:t>
             </w:r>
           </w:p>
         </w:tc>
@@ -891,7 +891,7 @@
                 <w:szCs w:val="22"/>
                 <w:color w:val="000000"/>
               </w:rPr>
-              <w:t xml:space="preserve">1.21</w:t>
+              <w:t xml:space="preserve">1.22</w:t>
             </w:r>
           </w:p>
         </w:tc>
@@ -944,7 +944,7 @@
                 <w:szCs w:val="22"/>
                 <w:color w:val="000000"/>
               </w:rPr>
-              <w:t xml:space="preserve">0.87, 1.68</w:t>
+              <w:t xml:space="preserve">0.88, 1.69</w:t>
             </w:r>
           </w:p>
         </w:tc>
@@ -997,7 +997,7 @@
                 <w:szCs w:val="22"/>
                 <w:color w:val="000000"/>
               </w:rPr>
-              <w:t xml:space="preserve">0.250</w:t>
+              <w:t xml:space="preserve">0.240</w:t>
             </w:r>
           </w:p>
         </w:tc>
@@ -1050,7 +1050,7 @@
                 <w:szCs w:val="22"/>
                 <w:color w:val="000000"/>
               </w:rPr>
-              <w:t xml:space="preserve">143</w:t>
+              <w:t xml:space="preserve">142</w:t>
             </w:r>
           </w:p>
         </w:tc>
@@ -1321,7 +1321,7 @@
                 <w:szCs w:val="22"/>
                 <w:color w:val="000000"/>
               </w:rPr>
-              <w:t xml:space="preserve">143</w:t>
+              <w:t xml:space="preserve">142</w:t>
             </w:r>
           </w:p>
         </w:tc>
@@ -1480,60 +1480,60 @@
                 <w:szCs w:val="22"/>
                 <w:color w:val="000000"/>
               </w:rPr>
-              <w:t xml:space="preserve">0.990</w:t>
-            </w:r>
-          </w:p>
-        </w:tc>
-        <w:tc>
-          <w:tcPr>
-            <w:tcBorders>
-              <w:bottom w:val="none" w:sz="0" w:space="0" w:color="000000"/>
-              <w:top w:val="none" w:sz="0" w:space="0" w:color="000000"/>
-              <w:left w:val="none" w:sz="0" w:space="0" w:color="000000"/>
-              <w:right w:val="none" w:sz="0" w:space="0" w:color="000000"/>
-            </w:tcBorders>
-            <w:shd w:val="clear" w:color="auto" w:fill="FFFFFF"/>
-            <w:tcMar>
-              <w:top w:w="0" w:type="dxa"/>
-              <w:bottom w:w="0" w:type="dxa"/>
-              <w:left w:w="0" w:type="dxa"/>
-              <w:right w:w="0" w:type="dxa"/>
-            </w:tcMar>
-            <w:vAlign w:val="top"/>
-          </w:tcPr>
-          <w:p>
-            <w:pPr>
-              <w:pStyle w:val="Normal"/>
-              <w:jc w:val="center"/>
-              <w:pBdr>
-                <w:bottom w:val="none" w:sz="0" w:space="0" w:color="000000"/>
-                <w:top w:val="none" w:sz="0" w:space="0" w:color="000000"/>
-                <w:left w:val="none" w:sz="0" w:space="0" w:color="000000"/>
-                <w:right w:val="none" w:sz="0" w:space="0" w:color="000000"/>
-              </w:pBdr>
-              <w:spacing w:after="100" w:before="100" w:line="240"/>
-              <w:ind w:left="100" w:right="100" w:firstLine="0" w:firstLineChars="0"/>
-              <w:rPr>
-                <w:rFonts w:ascii="Helvetica" w:hAnsi="Helvetica" w:eastAsia="Helvetica" w:cs="Helvetica"/>
-                <w:i w:val="false"/>
-                <w:b w:val="false"/>
-                <w:u w:val="none"/>
-                <w:sz w:val="22"/>
-                <w:szCs w:val="22"/>
-                <w:color w:val="000000"/>
-              </w:rPr>
-            </w:pPr>
-            <w:r>
-              <w:rPr>
-                <w:rFonts w:ascii="Helvetica" w:hAnsi="Helvetica" w:eastAsia="Helvetica" w:cs="Helvetica"/>
-                <w:i w:val="false"/>
-                <w:b w:val="false"/>
-                <w:u w:val="none"/>
-                <w:sz w:val="22"/>
-                <w:szCs w:val="22"/>
-                <w:color w:val="000000"/>
-              </w:rPr>
-              <w:t xml:space="preserve">143</w:t>
+              <w:t xml:space="preserve">0.980</w:t>
+            </w:r>
+          </w:p>
+        </w:tc>
+        <w:tc>
+          <w:tcPr>
+            <w:tcBorders>
+              <w:bottom w:val="none" w:sz="0" w:space="0" w:color="000000"/>
+              <w:top w:val="none" w:sz="0" w:space="0" w:color="000000"/>
+              <w:left w:val="none" w:sz="0" w:space="0" w:color="000000"/>
+              <w:right w:val="none" w:sz="0" w:space="0" w:color="000000"/>
+            </w:tcBorders>
+            <w:shd w:val="clear" w:color="auto" w:fill="FFFFFF"/>
+            <w:tcMar>
+              <w:top w:w="0" w:type="dxa"/>
+              <w:bottom w:w="0" w:type="dxa"/>
+              <w:left w:w="0" w:type="dxa"/>
+              <w:right w:w="0" w:type="dxa"/>
+            </w:tcMar>
+            <w:vAlign w:val="top"/>
+          </w:tcPr>
+          <w:p>
+            <w:pPr>
+              <w:pStyle w:val="Normal"/>
+              <w:jc w:val="center"/>
+              <w:pBdr>
+                <w:bottom w:val="none" w:sz="0" w:space="0" w:color="000000"/>
+                <w:top w:val="none" w:sz="0" w:space="0" w:color="000000"/>
+                <w:left w:val="none" w:sz="0" w:space="0" w:color="000000"/>
+                <w:right w:val="none" w:sz="0" w:space="0" w:color="000000"/>
+              </w:pBdr>
+              <w:spacing w:after="100" w:before="100" w:line="240"/>
+              <w:ind w:left="100" w:right="100" w:firstLine="0" w:firstLineChars="0"/>
+              <w:rPr>
+                <w:rFonts w:ascii="Helvetica" w:hAnsi="Helvetica" w:eastAsia="Helvetica" w:cs="Helvetica"/>
+                <w:i w:val="false"/>
+                <w:b w:val="false"/>
+                <w:u w:val="none"/>
+                <w:sz w:val="22"/>
+                <w:szCs w:val="22"/>
+                <w:color w:val="000000"/>
+              </w:rPr>
+            </w:pPr>
+            <w:r>
+              <w:rPr>
+                <w:rFonts w:ascii="Helvetica" w:hAnsi="Helvetica" w:eastAsia="Helvetica" w:cs="Helvetica"/>
+                <w:i w:val="false"/>
+                <w:b w:val="false"/>
+                <w:u w:val="none"/>
+                <w:sz w:val="22"/>
+                <w:szCs w:val="22"/>
+                <w:color w:val="000000"/>
+              </w:rPr>
+              <w:t xml:space="preserve">142</w:t>
             </w:r>
           </w:p>
         </w:tc>
@@ -1699,7 +1699,7 @@
       </w:tr>
       <w:tr>
         <w:trPr>
-          <w:trHeight w:val="569" w:hRule="auto"/>
+          <w:trHeight w:val="565" w:hRule="auto"/>
         </w:trPr>
         body 3
         <w:tc>
@@ -1804,7 +1804,7 @@
                 <w:szCs w:val="22"/>
                 <w:color w:val="000000"/>
               </w:rPr>
-              <w:t xml:space="preserve">143</w:t>
+              <w:t xml:space="preserve">142</w:t>
             </w:r>
           </w:p>
         </w:tc>
@@ -2016,7 +2016,7 @@
                 <w:szCs w:val="22"/>
                 <w:color w:val="000000"/>
               </w:rPr>
-              <w:t xml:space="preserve">143</w:t>
+              <w:t xml:space="preserve">142</w:t>
             </w:r>
           </w:p>
         </w:tc>
@@ -2823,113 +2823,113 @@
                 <w:szCs w:val="22"/>
                 <w:color w:val="000000"/>
               </w:rPr>
-              <w:t xml:space="preserve">1.10</w:t>
-            </w:r>
-          </w:p>
-        </w:tc>
-        <w:tc>
-          <w:tcPr>
-            <w:tcBorders>
-              <w:bottom w:val="none" w:sz="0" w:space="0" w:color="000000"/>
-              <w:top w:val="none" w:sz="0" w:space="0" w:color="000000"/>
-              <w:left w:val="none" w:sz="0" w:space="0" w:color="000000"/>
-              <w:right w:val="none" w:sz="0" w:space="0" w:color="000000"/>
-            </w:tcBorders>
-            <w:shd w:val="clear" w:color="auto" w:fill="FFFFFF"/>
-            <w:tcMar>
-              <w:top w:w="0" w:type="dxa"/>
-              <w:bottom w:w="0" w:type="dxa"/>
-              <w:left w:w="0" w:type="dxa"/>
-              <w:right w:w="0" w:type="dxa"/>
-            </w:tcMar>
-            <w:vAlign w:val="top"/>
-          </w:tcPr>
-          <w:p>
-            <w:pPr>
-              <w:pStyle w:val="Normal"/>
-              <w:jc w:val="center"/>
-              <w:pBdr>
-                <w:bottom w:val="none" w:sz="0" w:space="0" w:color="000000"/>
-                <w:top w:val="none" w:sz="0" w:space="0" w:color="000000"/>
-                <w:left w:val="none" w:sz="0" w:space="0" w:color="000000"/>
-                <w:right w:val="none" w:sz="0" w:space="0" w:color="000000"/>
-              </w:pBdr>
-              <w:spacing w:after="100" w:before="100" w:line="240"/>
-              <w:ind w:left="100" w:right="100" w:firstLine="0" w:firstLineChars="0"/>
-              <w:rPr>
-                <w:rFonts w:ascii="Helvetica" w:hAnsi="Helvetica" w:eastAsia="Helvetica" w:cs="Helvetica"/>
-                <w:i w:val="false"/>
-                <w:b w:val="false"/>
-                <w:u w:val="none"/>
-                <w:sz w:val="22"/>
-                <w:szCs w:val="22"/>
-                <w:color w:val="000000"/>
-              </w:rPr>
-            </w:pPr>
-            <w:r>
-              <w:rPr>
-                <w:rFonts w:ascii="Helvetica" w:hAnsi="Helvetica" w:eastAsia="Helvetica" w:cs="Helvetica"/>
-                <w:i w:val="false"/>
-                <w:b w:val="false"/>
-                <w:u w:val="none"/>
-                <w:sz w:val="22"/>
-                <w:szCs w:val="22"/>
-                <w:color w:val="000000"/>
-              </w:rPr>
-              <w:t xml:space="preserve">0.13, 9.03</w:t>
-            </w:r>
-          </w:p>
-        </w:tc>
-        <w:tc>
-          <w:tcPr>
-            <w:tcBorders>
-              <w:bottom w:val="none" w:sz="0" w:space="0" w:color="000000"/>
-              <w:top w:val="none" w:sz="0" w:space="0" w:color="000000"/>
-              <w:left w:val="none" w:sz="0" w:space="0" w:color="000000"/>
-              <w:right w:val="none" w:sz="0" w:space="0" w:color="000000"/>
-            </w:tcBorders>
-            <w:shd w:val="clear" w:color="auto" w:fill="FFFFFF"/>
-            <w:tcMar>
-              <w:top w:w="0" w:type="dxa"/>
-              <w:bottom w:w="0" w:type="dxa"/>
-              <w:left w:w="0" w:type="dxa"/>
-              <w:right w:w="0" w:type="dxa"/>
-            </w:tcMar>
-            <w:vAlign w:val="top"/>
-          </w:tcPr>
-          <w:p>
-            <w:pPr>
-              <w:pStyle w:val="Normal"/>
-              <w:jc w:val="center"/>
-              <w:pBdr>
-                <w:bottom w:val="none" w:sz="0" w:space="0" w:color="000000"/>
-                <w:top w:val="none" w:sz="0" w:space="0" w:color="000000"/>
-                <w:left w:val="none" w:sz="0" w:space="0" w:color="000000"/>
-                <w:right w:val="none" w:sz="0" w:space="0" w:color="000000"/>
-              </w:pBdr>
-              <w:spacing w:after="100" w:before="100" w:line="240"/>
-              <w:ind w:left="100" w:right="100" w:firstLine="0" w:firstLineChars="0"/>
-              <w:rPr>
-                <w:rFonts w:ascii="Helvetica" w:hAnsi="Helvetica" w:eastAsia="Helvetica" w:cs="Helvetica"/>
-                <w:i w:val="false"/>
-                <w:b w:val="false"/>
-                <w:u w:val="none"/>
-                <w:sz w:val="22"/>
-                <w:szCs w:val="22"/>
-                <w:color w:val="000000"/>
-              </w:rPr>
-            </w:pPr>
-            <w:r>
-              <w:rPr>
-                <w:rFonts w:ascii="Helvetica" w:hAnsi="Helvetica" w:eastAsia="Helvetica" w:cs="Helvetica"/>
-                <w:i w:val="false"/>
-                <w:b w:val="false"/>
-                <w:u w:val="none"/>
-                <w:sz w:val="22"/>
-                <w:szCs w:val="22"/>
-                <w:color w:val="000000"/>
-              </w:rPr>
-              <w:t xml:space="preserve">0.930</w:t>
+              <w:t xml:space="preserve">1.09</w:t>
+            </w:r>
+          </w:p>
+        </w:tc>
+        <w:tc>
+          <w:tcPr>
+            <w:tcBorders>
+              <w:bottom w:val="none" w:sz="0" w:space="0" w:color="000000"/>
+              <w:top w:val="none" w:sz="0" w:space="0" w:color="000000"/>
+              <w:left w:val="none" w:sz="0" w:space="0" w:color="000000"/>
+              <w:right w:val="none" w:sz="0" w:space="0" w:color="000000"/>
+            </w:tcBorders>
+            <w:shd w:val="clear" w:color="auto" w:fill="FFFFFF"/>
+            <w:tcMar>
+              <w:top w:w="0" w:type="dxa"/>
+              <w:bottom w:w="0" w:type="dxa"/>
+              <w:left w:w="0" w:type="dxa"/>
+              <w:right w:w="0" w:type="dxa"/>
+            </w:tcMar>
+            <w:vAlign w:val="top"/>
+          </w:tcPr>
+          <w:p>
+            <w:pPr>
+              <w:pStyle w:val="Normal"/>
+              <w:jc w:val="center"/>
+              <w:pBdr>
+                <w:bottom w:val="none" w:sz="0" w:space="0" w:color="000000"/>
+                <w:top w:val="none" w:sz="0" w:space="0" w:color="000000"/>
+                <w:left w:val="none" w:sz="0" w:space="0" w:color="000000"/>
+                <w:right w:val="none" w:sz="0" w:space="0" w:color="000000"/>
+              </w:pBdr>
+              <w:spacing w:after="100" w:before="100" w:line="240"/>
+              <w:ind w:left="100" w:right="100" w:firstLine="0" w:firstLineChars="0"/>
+              <w:rPr>
+                <w:rFonts w:ascii="Helvetica" w:hAnsi="Helvetica" w:eastAsia="Helvetica" w:cs="Helvetica"/>
+                <w:i w:val="false"/>
+                <w:b w:val="false"/>
+                <w:u w:val="none"/>
+                <w:sz w:val="22"/>
+                <w:szCs w:val="22"/>
+                <w:color w:val="000000"/>
+              </w:rPr>
+            </w:pPr>
+            <w:r>
+              <w:rPr>
+                <w:rFonts w:ascii="Helvetica" w:hAnsi="Helvetica" w:eastAsia="Helvetica" w:cs="Helvetica"/>
+                <w:i w:val="false"/>
+                <w:b w:val="false"/>
+                <w:u w:val="none"/>
+                <w:sz w:val="22"/>
+                <w:szCs w:val="22"/>
+                <w:color w:val="000000"/>
+              </w:rPr>
+              <w:t xml:space="preserve">0.13, 8.95</w:t>
+            </w:r>
+          </w:p>
+        </w:tc>
+        <w:tc>
+          <w:tcPr>
+            <w:tcBorders>
+              <w:bottom w:val="none" w:sz="0" w:space="0" w:color="000000"/>
+              <w:top w:val="none" w:sz="0" w:space="0" w:color="000000"/>
+              <w:left w:val="none" w:sz="0" w:space="0" w:color="000000"/>
+              <w:right w:val="none" w:sz="0" w:space="0" w:color="000000"/>
+            </w:tcBorders>
+            <w:shd w:val="clear" w:color="auto" w:fill="FFFFFF"/>
+            <w:tcMar>
+              <w:top w:w="0" w:type="dxa"/>
+              <w:bottom w:w="0" w:type="dxa"/>
+              <w:left w:w="0" w:type="dxa"/>
+              <w:right w:w="0" w:type="dxa"/>
+            </w:tcMar>
+            <w:vAlign w:val="top"/>
+          </w:tcPr>
+          <w:p>
+            <w:pPr>
+              <w:pStyle w:val="Normal"/>
+              <w:jc w:val="center"/>
+              <w:pBdr>
+                <w:bottom w:val="none" w:sz="0" w:space="0" w:color="000000"/>
+                <w:top w:val="none" w:sz="0" w:space="0" w:color="000000"/>
+                <w:left w:val="none" w:sz="0" w:space="0" w:color="000000"/>
+                <w:right w:val="none" w:sz="0" w:space="0" w:color="000000"/>
+              </w:pBdr>
+              <w:spacing w:after="100" w:before="100" w:line="240"/>
+              <w:ind w:left="100" w:right="100" w:firstLine="0" w:firstLineChars="0"/>
+              <w:rPr>
+                <w:rFonts w:ascii="Helvetica" w:hAnsi="Helvetica" w:eastAsia="Helvetica" w:cs="Helvetica"/>
+                <w:i w:val="false"/>
+                <w:b w:val="false"/>
+                <w:u w:val="none"/>
+                <w:sz w:val="22"/>
+                <w:szCs w:val="22"/>
+                <w:color w:val="000000"/>
+              </w:rPr>
+            </w:pPr>
+            <w:r>
+              <w:rPr>
+                <w:rFonts w:ascii="Helvetica" w:hAnsi="Helvetica" w:eastAsia="Helvetica" w:cs="Helvetica"/>
+                <w:i w:val="false"/>
+                <w:b w:val="false"/>
+                <w:u w:val="none"/>
+                <w:sz w:val="22"/>
+                <w:szCs w:val="22"/>
+                <w:color w:val="000000"/>
+              </w:rPr>
+              <w:t xml:space="preserve">0.940</w:t>
             </w:r>
           </w:p>
         </w:tc>
@@ -3253,7 +3253,7 @@
                 <w:szCs w:val="22"/>
                 <w:color w:val="000000"/>
               </w:rPr>
-              <w:t xml:space="preserve">143</w:t>
+              <w:t xml:space="preserve">142</w:t>
             </w:r>
           </w:p>
         </w:tc>
@@ -3465,7 +3465,7 @@
                 <w:szCs w:val="22"/>
                 <w:color w:val="000000"/>
               </w:rPr>
-              <w:t xml:space="preserve">143</w:t>
+              <w:t xml:space="preserve">142</w:t>
             </w:r>
           </w:p>
         </w:tc>
@@ -3736,7 +3736,7 @@
                 <w:szCs w:val="22"/>
                 <w:color w:val="000000"/>
               </w:rPr>
-              <w:t xml:space="preserve">143</w:t>
+              <w:t xml:space="preserve">142</w:t>
             </w:r>
           </w:p>
         </w:tc>
@@ -3948,7 +3948,7 @@
                 <w:szCs w:val="22"/>
                 <w:color w:val="000000"/>
               </w:rPr>
-              <w:t xml:space="preserve">143</w:t>
+              <w:t xml:space="preserve">142</w:t>
             </w:r>
           </w:p>
         </w:tc>
@@ -4755,113 +4755,113 @@
                 <w:szCs w:val="22"/>
                 <w:color w:val="000000"/>
               </w:rPr>
-              <w:t xml:space="preserve">1.48</w:t>
-            </w:r>
-          </w:p>
-        </w:tc>
-        <w:tc>
-          <w:tcPr>
-            <w:tcBorders>
-              <w:bottom w:val="none" w:sz="0" w:space="0" w:color="000000"/>
-              <w:top w:val="none" w:sz="0" w:space="0" w:color="000000"/>
-              <w:left w:val="none" w:sz="0" w:space="0" w:color="000000"/>
-              <w:right w:val="none" w:sz="0" w:space="0" w:color="000000"/>
-            </w:tcBorders>
-            <w:shd w:val="clear" w:color="auto" w:fill="FFFFFF"/>
-            <w:tcMar>
-              <w:top w:w="0" w:type="dxa"/>
-              <w:bottom w:w="0" w:type="dxa"/>
-              <w:left w:w="0" w:type="dxa"/>
-              <w:right w:w="0" w:type="dxa"/>
-            </w:tcMar>
-            <w:vAlign w:val="top"/>
-          </w:tcPr>
-          <w:p>
-            <w:pPr>
-              <w:pStyle w:val="Normal"/>
-              <w:jc w:val="center"/>
-              <w:pBdr>
-                <w:bottom w:val="none" w:sz="0" w:space="0" w:color="000000"/>
-                <w:top w:val="none" w:sz="0" w:space="0" w:color="000000"/>
-                <w:left w:val="none" w:sz="0" w:space="0" w:color="000000"/>
-                <w:right w:val="none" w:sz="0" w:space="0" w:color="000000"/>
-              </w:pBdr>
-              <w:spacing w:after="100" w:before="100" w:line="240"/>
-              <w:ind w:left="100" w:right="100" w:firstLine="0" w:firstLineChars="0"/>
-              <w:rPr>
-                <w:rFonts w:ascii="Helvetica" w:hAnsi="Helvetica" w:eastAsia="Helvetica" w:cs="Helvetica"/>
-                <w:i w:val="false"/>
-                <w:b w:val="false"/>
-                <w:u w:val="none"/>
-                <w:sz w:val="22"/>
-                <w:szCs w:val="22"/>
-                <w:color w:val="000000"/>
-              </w:rPr>
-            </w:pPr>
-            <w:r>
-              <w:rPr>
-                <w:rFonts w:ascii="Helvetica" w:hAnsi="Helvetica" w:eastAsia="Helvetica" w:cs="Helvetica"/>
-                <w:i w:val="false"/>
-                <w:b w:val="false"/>
-                <w:u w:val="none"/>
-                <w:sz w:val="22"/>
-                <w:szCs w:val="22"/>
-                <w:color w:val="000000"/>
-              </w:rPr>
-              <w:t xml:space="preserve">0.40, 5.46</w:t>
-            </w:r>
-          </w:p>
-        </w:tc>
-        <w:tc>
-          <w:tcPr>
-            <w:tcBorders>
-              <w:bottom w:val="none" w:sz="0" w:space="0" w:color="000000"/>
-              <w:top w:val="none" w:sz="0" w:space="0" w:color="000000"/>
-              <w:left w:val="none" w:sz="0" w:space="0" w:color="000000"/>
-              <w:right w:val="none" w:sz="0" w:space="0" w:color="000000"/>
-            </w:tcBorders>
-            <w:shd w:val="clear" w:color="auto" w:fill="FFFFFF"/>
-            <w:tcMar>
-              <w:top w:w="0" w:type="dxa"/>
-              <w:bottom w:w="0" w:type="dxa"/>
-              <w:left w:w="0" w:type="dxa"/>
-              <w:right w:w="0" w:type="dxa"/>
-            </w:tcMar>
-            <w:vAlign w:val="top"/>
-          </w:tcPr>
-          <w:p>
-            <w:pPr>
-              <w:pStyle w:val="Normal"/>
-              <w:jc w:val="center"/>
-              <w:pBdr>
-                <w:bottom w:val="none" w:sz="0" w:space="0" w:color="000000"/>
-                <w:top w:val="none" w:sz="0" w:space="0" w:color="000000"/>
-                <w:left w:val="none" w:sz="0" w:space="0" w:color="000000"/>
-                <w:right w:val="none" w:sz="0" w:space="0" w:color="000000"/>
-              </w:pBdr>
-              <w:spacing w:after="100" w:before="100" w:line="240"/>
-              <w:ind w:left="100" w:right="100" w:firstLine="0" w:firstLineChars="0"/>
-              <w:rPr>
-                <w:rFonts w:ascii="Helvetica" w:hAnsi="Helvetica" w:eastAsia="Helvetica" w:cs="Helvetica"/>
-                <w:i w:val="false"/>
-                <w:b w:val="false"/>
-                <w:u w:val="none"/>
-                <w:sz w:val="22"/>
-                <w:szCs w:val="22"/>
-                <w:color w:val="000000"/>
-              </w:rPr>
-            </w:pPr>
-            <w:r>
-              <w:rPr>
-                <w:rFonts w:ascii="Helvetica" w:hAnsi="Helvetica" w:eastAsia="Helvetica" w:cs="Helvetica"/>
-                <w:i w:val="false"/>
-                <w:b w:val="false"/>
-                <w:u w:val="none"/>
-                <w:sz w:val="22"/>
-                <w:szCs w:val="22"/>
-                <w:color w:val="000000"/>
-              </w:rPr>
-              <w:t xml:space="preserve">0.560</w:t>
+              <w:t xml:space="preserve">1.51</w:t>
+            </w:r>
+          </w:p>
+        </w:tc>
+        <w:tc>
+          <w:tcPr>
+            <w:tcBorders>
+              <w:bottom w:val="none" w:sz="0" w:space="0" w:color="000000"/>
+              <w:top w:val="none" w:sz="0" w:space="0" w:color="000000"/>
+              <w:left w:val="none" w:sz="0" w:space="0" w:color="000000"/>
+              <w:right w:val="none" w:sz="0" w:space="0" w:color="000000"/>
+            </w:tcBorders>
+            <w:shd w:val="clear" w:color="auto" w:fill="FFFFFF"/>
+            <w:tcMar>
+              <w:top w:w="0" w:type="dxa"/>
+              <w:bottom w:w="0" w:type="dxa"/>
+              <w:left w:w="0" w:type="dxa"/>
+              <w:right w:w="0" w:type="dxa"/>
+            </w:tcMar>
+            <w:vAlign w:val="top"/>
+          </w:tcPr>
+          <w:p>
+            <w:pPr>
+              <w:pStyle w:val="Normal"/>
+              <w:jc w:val="center"/>
+              <w:pBdr>
+                <w:bottom w:val="none" w:sz="0" w:space="0" w:color="000000"/>
+                <w:top w:val="none" w:sz="0" w:space="0" w:color="000000"/>
+                <w:left w:val="none" w:sz="0" w:space="0" w:color="000000"/>
+                <w:right w:val="none" w:sz="0" w:space="0" w:color="000000"/>
+              </w:pBdr>
+              <w:spacing w:after="100" w:before="100" w:line="240"/>
+              <w:ind w:left="100" w:right="100" w:firstLine="0" w:firstLineChars="0"/>
+              <w:rPr>
+                <w:rFonts w:ascii="Helvetica" w:hAnsi="Helvetica" w:eastAsia="Helvetica" w:cs="Helvetica"/>
+                <w:i w:val="false"/>
+                <w:b w:val="false"/>
+                <w:u w:val="none"/>
+                <w:sz w:val="22"/>
+                <w:szCs w:val="22"/>
+                <w:color w:val="000000"/>
+              </w:rPr>
+            </w:pPr>
+            <w:r>
+              <w:rPr>
+                <w:rFonts w:ascii="Helvetica" w:hAnsi="Helvetica" w:eastAsia="Helvetica" w:cs="Helvetica"/>
+                <w:i w:val="false"/>
+                <w:b w:val="false"/>
+                <w:u w:val="none"/>
+                <w:sz w:val="22"/>
+                <w:szCs w:val="22"/>
+                <w:color w:val="000000"/>
+              </w:rPr>
+              <w:t xml:space="preserve">0.41, 5.57</w:t>
+            </w:r>
+          </w:p>
+        </w:tc>
+        <w:tc>
+          <w:tcPr>
+            <w:tcBorders>
+              <w:bottom w:val="none" w:sz="0" w:space="0" w:color="000000"/>
+              <w:top w:val="none" w:sz="0" w:space="0" w:color="000000"/>
+              <w:left w:val="none" w:sz="0" w:space="0" w:color="000000"/>
+              <w:right w:val="none" w:sz="0" w:space="0" w:color="000000"/>
+            </w:tcBorders>
+            <w:shd w:val="clear" w:color="auto" w:fill="FFFFFF"/>
+            <w:tcMar>
+              <w:top w:w="0" w:type="dxa"/>
+              <w:bottom w:w="0" w:type="dxa"/>
+              <w:left w:w="0" w:type="dxa"/>
+              <w:right w:w="0" w:type="dxa"/>
+            </w:tcMar>
+            <w:vAlign w:val="top"/>
+          </w:tcPr>
+          <w:p>
+            <w:pPr>
+              <w:pStyle w:val="Normal"/>
+              <w:jc w:val="center"/>
+              <w:pBdr>
+                <w:bottom w:val="none" w:sz="0" w:space="0" w:color="000000"/>
+                <w:top w:val="none" w:sz="0" w:space="0" w:color="000000"/>
+                <w:left w:val="none" w:sz="0" w:space="0" w:color="000000"/>
+                <w:right w:val="none" w:sz="0" w:space="0" w:color="000000"/>
+              </w:pBdr>
+              <w:spacing w:after="100" w:before="100" w:line="240"/>
+              <w:ind w:left="100" w:right="100" w:firstLine="0" w:firstLineChars="0"/>
+              <w:rPr>
+                <w:rFonts w:ascii="Helvetica" w:hAnsi="Helvetica" w:eastAsia="Helvetica" w:cs="Helvetica"/>
+                <w:i w:val="false"/>
+                <w:b w:val="false"/>
+                <w:u w:val="none"/>
+                <w:sz w:val="22"/>
+                <w:szCs w:val="22"/>
+                <w:color w:val="000000"/>
+              </w:rPr>
+            </w:pPr>
+            <w:r>
+              <w:rPr>
+                <w:rFonts w:ascii="Helvetica" w:hAnsi="Helvetica" w:eastAsia="Helvetica" w:cs="Helvetica"/>
+                <w:i w:val="false"/>
+                <w:b w:val="false"/>
+                <w:u w:val="none"/>
+                <w:sz w:val="22"/>
+                <w:szCs w:val="22"/>
+                <w:color w:val="000000"/>
+              </w:rPr>
+              <w:t xml:space="preserve">0.540</w:t>
             </w:r>
           </w:p>
         </w:tc>
@@ -5185,7 +5185,7 @@
                 <w:szCs w:val="22"/>
                 <w:color w:val="000000"/>
               </w:rPr>
-              <w:t xml:space="preserve">143</w:t>
+              <w:t xml:space="preserve">142</w:t>
             </w:r>
           </w:p>
         </w:tc>
@@ -5397,7 +5397,7 @@
                 <w:szCs w:val="22"/>
                 <w:color w:val="000000"/>
               </w:rPr>
-              <w:t xml:space="preserve">143</w:t>
+              <w:t xml:space="preserve">142</w:t>
             </w:r>
           </w:p>
         </w:tc>
@@ -6204,113 +6204,113 @@
                 <w:szCs w:val="22"/>
                 <w:color w:val="000000"/>
               </w:rPr>
-              <w:t xml:space="preserve">1.18</w:t>
-            </w:r>
-          </w:p>
-        </w:tc>
-        <w:tc>
-          <w:tcPr>
-            <w:tcBorders>
-              <w:bottom w:val="none" w:sz="0" w:space="0" w:color="000000"/>
-              <w:top w:val="none" w:sz="0" w:space="0" w:color="000000"/>
-              <w:left w:val="none" w:sz="0" w:space="0" w:color="000000"/>
-              <w:right w:val="none" w:sz="0" w:space="0" w:color="000000"/>
-            </w:tcBorders>
-            <w:shd w:val="clear" w:color="auto" w:fill="FFFFFF"/>
-            <w:tcMar>
-              <w:top w:w="0" w:type="dxa"/>
-              <w:bottom w:w="0" w:type="dxa"/>
-              <w:left w:w="0" w:type="dxa"/>
-              <w:right w:w="0" w:type="dxa"/>
-            </w:tcMar>
-            <w:vAlign w:val="top"/>
-          </w:tcPr>
-          <w:p>
-            <w:pPr>
-              <w:pStyle w:val="Normal"/>
-              <w:jc w:val="center"/>
-              <w:pBdr>
-                <w:bottom w:val="none" w:sz="0" w:space="0" w:color="000000"/>
-                <w:top w:val="none" w:sz="0" w:space="0" w:color="000000"/>
-                <w:left w:val="none" w:sz="0" w:space="0" w:color="000000"/>
-                <w:right w:val="none" w:sz="0" w:space="0" w:color="000000"/>
-              </w:pBdr>
-              <w:spacing w:after="100" w:before="100" w:line="240"/>
-              <w:ind w:left="100" w:right="100" w:firstLine="0" w:firstLineChars="0"/>
-              <w:rPr>
-                <w:rFonts w:ascii="Helvetica" w:hAnsi="Helvetica" w:eastAsia="Helvetica" w:cs="Helvetica"/>
-                <w:i w:val="false"/>
-                <w:b w:val="false"/>
-                <w:u w:val="none"/>
-                <w:sz w:val="22"/>
-                <w:szCs w:val="22"/>
-                <w:color w:val="000000"/>
-              </w:rPr>
-            </w:pPr>
-            <w:r>
-              <w:rPr>
-                <w:rFonts w:ascii="Helvetica" w:hAnsi="Helvetica" w:eastAsia="Helvetica" w:cs="Helvetica"/>
-                <w:i w:val="false"/>
-                <w:b w:val="false"/>
-                <w:u w:val="none"/>
-                <w:sz w:val="22"/>
-                <w:szCs w:val="22"/>
-                <w:color w:val="000000"/>
-              </w:rPr>
-              <w:t xml:space="preserve">0.12, 11.4</w:t>
-            </w:r>
-          </w:p>
-        </w:tc>
-        <w:tc>
-          <w:tcPr>
-            <w:tcBorders>
-              <w:bottom w:val="none" w:sz="0" w:space="0" w:color="000000"/>
-              <w:top w:val="none" w:sz="0" w:space="0" w:color="000000"/>
-              <w:left w:val="none" w:sz="0" w:space="0" w:color="000000"/>
-              <w:right w:val="none" w:sz="0" w:space="0" w:color="000000"/>
-            </w:tcBorders>
-            <w:shd w:val="clear" w:color="auto" w:fill="FFFFFF"/>
-            <w:tcMar>
-              <w:top w:w="0" w:type="dxa"/>
-              <w:bottom w:w="0" w:type="dxa"/>
-              <w:left w:w="0" w:type="dxa"/>
-              <w:right w:w="0" w:type="dxa"/>
-            </w:tcMar>
-            <w:vAlign w:val="top"/>
-          </w:tcPr>
-          <w:p>
-            <w:pPr>
-              <w:pStyle w:val="Normal"/>
-              <w:jc w:val="center"/>
-              <w:pBdr>
-                <w:bottom w:val="none" w:sz="0" w:space="0" w:color="000000"/>
-                <w:top w:val="none" w:sz="0" w:space="0" w:color="000000"/>
-                <w:left w:val="none" w:sz="0" w:space="0" w:color="000000"/>
-                <w:right w:val="none" w:sz="0" w:space="0" w:color="000000"/>
-              </w:pBdr>
-              <w:spacing w:after="100" w:before="100" w:line="240"/>
-              <w:ind w:left="100" w:right="100" w:firstLine="0" w:firstLineChars="0"/>
-              <w:rPr>
-                <w:rFonts w:ascii="Helvetica" w:hAnsi="Helvetica" w:eastAsia="Helvetica" w:cs="Helvetica"/>
-                <w:i w:val="false"/>
-                <w:b w:val="false"/>
-                <w:u w:val="none"/>
-                <w:sz w:val="22"/>
-                <w:szCs w:val="22"/>
-                <w:color w:val="000000"/>
-              </w:rPr>
-            </w:pPr>
-            <w:r>
-              <w:rPr>
-                <w:rFonts w:ascii="Helvetica" w:hAnsi="Helvetica" w:eastAsia="Helvetica" w:cs="Helvetica"/>
-                <w:i w:val="false"/>
-                <w:b w:val="false"/>
-                <w:u w:val="none"/>
-                <w:sz w:val="22"/>
-                <w:szCs w:val="22"/>
-                <w:color w:val="000000"/>
-              </w:rPr>
-              <w:t xml:space="preserve">0.890</w:t>
+              <w:t xml:space="preserve">1.10</w:t>
+            </w:r>
+          </w:p>
+        </w:tc>
+        <w:tc>
+          <w:tcPr>
+            <w:tcBorders>
+              <w:bottom w:val="none" w:sz="0" w:space="0" w:color="000000"/>
+              <w:top w:val="none" w:sz="0" w:space="0" w:color="000000"/>
+              <w:left w:val="none" w:sz="0" w:space="0" w:color="000000"/>
+              <w:right w:val="none" w:sz="0" w:space="0" w:color="000000"/>
+            </w:tcBorders>
+            <w:shd w:val="clear" w:color="auto" w:fill="FFFFFF"/>
+            <w:tcMar>
+              <w:top w:w="0" w:type="dxa"/>
+              <w:bottom w:w="0" w:type="dxa"/>
+              <w:left w:w="0" w:type="dxa"/>
+              <w:right w:w="0" w:type="dxa"/>
+            </w:tcMar>
+            <w:vAlign w:val="top"/>
+          </w:tcPr>
+          <w:p>
+            <w:pPr>
+              <w:pStyle w:val="Normal"/>
+              <w:jc w:val="center"/>
+              <w:pBdr>
+                <w:bottom w:val="none" w:sz="0" w:space="0" w:color="000000"/>
+                <w:top w:val="none" w:sz="0" w:space="0" w:color="000000"/>
+                <w:left w:val="none" w:sz="0" w:space="0" w:color="000000"/>
+                <w:right w:val="none" w:sz="0" w:space="0" w:color="000000"/>
+              </w:pBdr>
+              <w:spacing w:after="100" w:before="100" w:line="240"/>
+              <w:ind w:left="100" w:right="100" w:firstLine="0" w:firstLineChars="0"/>
+              <w:rPr>
+                <w:rFonts w:ascii="Helvetica" w:hAnsi="Helvetica" w:eastAsia="Helvetica" w:cs="Helvetica"/>
+                <w:i w:val="false"/>
+                <w:b w:val="false"/>
+                <w:u w:val="none"/>
+                <w:sz w:val="22"/>
+                <w:szCs w:val="22"/>
+                <w:color w:val="000000"/>
+              </w:rPr>
+            </w:pPr>
+            <w:r>
+              <w:rPr>
+                <w:rFonts w:ascii="Helvetica" w:hAnsi="Helvetica" w:eastAsia="Helvetica" w:cs="Helvetica"/>
+                <w:i w:val="false"/>
+                <w:b w:val="false"/>
+                <w:u w:val="none"/>
+                <w:sz w:val="22"/>
+                <w:szCs w:val="22"/>
+                <w:color w:val="000000"/>
+              </w:rPr>
+              <w:t xml:space="preserve">0.11, 10.8</w:t>
+            </w:r>
+          </w:p>
+        </w:tc>
+        <w:tc>
+          <w:tcPr>
+            <w:tcBorders>
+              <w:bottom w:val="none" w:sz="0" w:space="0" w:color="000000"/>
+              <w:top w:val="none" w:sz="0" w:space="0" w:color="000000"/>
+              <w:left w:val="none" w:sz="0" w:space="0" w:color="000000"/>
+              <w:right w:val="none" w:sz="0" w:space="0" w:color="000000"/>
+            </w:tcBorders>
+            <w:shd w:val="clear" w:color="auto" w:fill="FFFFFF"/>
+            <w:tcMar>
+              <w:top w:w="0" w:type="dxa"/>
+              <w:bottom w:w="0" w:type="dxa"/>
+              <w:left w:w="0" w:type="dxa"/>
+              <w:right w:w="0" w:type="dxa"/>
+            </w:tcMar>
+            <w:vAlign w:val="top"/>
+          </w:tcPr>
+          <w:p>
+            <w:pPr>
+              <w:pStyle w:val="Normal"/>
+              <w:jc w:val="center"/>
+              <w:pBdr>
+                <w:bottom w:val="none" w:sz="0" w:space="0" w:color="000000"/>
+                <w:top w:val="none" w:sz="0" w:space="0" w:color="000000"/>
+                <w:left w:val="none" w:sz="0" w:space="0" w:color="000000"/>
+                <w:right w:val="none" w:sz="0" w:space="0" w:color="000000"/>
+              </w:pBdr>
+              <w:spacing w:after="100" w:before="100" w:line="240"/>
+              <w:ind w:left="100" w:right="100" w:firstLine="0" w:firstLineChars="0"/>
+              <w:rPr>
+                <w:rFonts w:ascii="Helvetica" w:hAnsi="Helvetica" w:eastAsia="Helvetica" w:cs="Helvetica"/>
+                <w:i w:val="false"/>
+                <w:b w:val="false"/>
+                <w:u w:val="none"/>
+                <w:sz w:val="22"/>
+                <w:szCs w:val="22"/>
+                <w:color w:val="000000"/>
+              </w:rPr>
+            </w:pPr>
+            <w:r>
+              <w:rPr>
+                <w:rFonts w:ascii="Helvetica" w:hAnsi="Helvetica" w:eastAsia="Helvetica" w:cs="Helvetica"/>
+                <w:i w:val="false"/>
+                <w:b w:val="false"/>
+                <w:u w:val="none"/>
+                <w:sz w:val="22"/>
+                <w:szCs w:val="22"/>
+                <w:color w:val="000000"/>
+              </w:rPr>
+              <w:t xml:space="preserve">0.930</w:t>
             </w:r>
           </w:p>
         </w:tc>
@@ -7170,113 +7170,113 @@
                 <w:szCs w:val="22"/>
                 <w:color w:val="000000"/>
               </w:rPr>
-              <w:t xml:space="preserve">1.13</w:t>
-            </w:r>
-          </w:p>
-        </w:tc>
-        <w:tc>
-          <w:tcPr>
-            <w:tcBorders>
-              <w:bottom w:val="none" w:sz="0" w:space="0" w:color="000000"/>
-              <w:top w:val="none" w:sz="0" w:space="0" w:color="000000"/>
-              <w:left w:val="none" w:sz="0" w:space="0" w:color="000000"/>
-              <w:right w:val="none" w:sz="0" w:space="0" w:color="000000"/>
-            </w:tcBorders>
-            <w:shd w:val="clear" w:color="auto" w:fill="FFFFFF"/>
-            <w:tcMar>
-              <w:top w:w="0" w:type="dxa"/>
-              <w:bottom w:w="0" w:type="dxa"/>
-              <w:left w:w="0" w:type="dxa"/>
-              <w:right w:w="0" w:type="dxa"/>
-            </w:tcMar>
-            <w:vAlign w:val="top"/>
-          </w:tcPr>
-          <w:p>
-            <w:pPr>
-              <w:pStyle w:val="Normal"/>
-              <w:jc w:val="center"/>
-              <w:pBdr>
-                <w:bottom w:val="none" w:sz="0" w:space="0" w:color="000000"/>
-                <w:top w:val="none" w:sz="0" w:space="0" w:color="000000"/>
-                <w:left w:val="none" w:sz="0" w:space="0" w:color="000000"/>
-                <w:right w:val="none" w:sz="0" w:space="0" w:color="000000"/>
-              </w:pBdr>
-              <w:spacing w:after="100" w:before="100" w:line="240"/>
-              <w:ind w:left="100" w:right="100" w:firstLine="0" w:firstLineChars="0"/>
-              <w:rPr>
-                <w:rFonts w:ascii="Helvetica" w:hAnsi="Helvetica" w:eastAsia="Helvetica" w:cs="Helvetica"/>
-                <w:i w:val="false"/>
-                <w:b w:val="false"/>
-                <w:u w:val="none"/>
-                <w:sz w:val="22"/>
-                <w:szCs w:val="22"/>
-                <w:color w:val="000000"/>
-              </w:rPr>
-            </w:pPr>
-            <w:r>
-              <w:rPr>
-                <w:rFonts w:ascii="Helvetica" w:hAnsi="Helvetica" w:eastAsia="Helvetica" w:cs="Helvetica"/>
-                <w:i w:val="false"/>
-                <w:b w:val="false"/>
-                <w:u w:val="none"/>
-                <w:sz w:val="22"/>
-                <w:szCs w:val="22"/>
-                <w:color w:val="000000"/>
-              </w:rPr>
-              <w:t xml:space="preserve">0.13, 9.96</w:t>
-            </w:r>
-          </w:p>
-        </w:tc>
-        <w:tc>
-          <w:tcPr>
-            <w:tcBorders>
-              <w:bottom w:val="none" w:sz="0" w:space="0" w:color="000000"/>
-              <w:top w:val="none" w:sz="0" w:space="0" w:color="000000"/>
-              <w:left w:val="none" w:sz="0" w:space="0" w:color="000000"/>
-              <w:right w:val="none" w:sz="0" w:space="0" w:color="000000"/>
-            </w:tcBorders>
-            <w:shd w:val="clear" w:color="auto" w:fill="FFFFFF"/>
-            <w:tcMar>
-              <w:top w:w="0" w:type="dxa"/>
-              <w:bottom w:w="0" w:type="dxa"/>
-              <w:left w:w="0" w:type="dxa"/>
-              <w:right w:w="0" w:type="dxa"/>
-            </w:tcMar>
-            <w:vAlign w:val="top"/>
-          </w:tcPr>
-          <w:p>
-            <w:pPr>
-              <w:pStyle w:val="Normal"/>
-              <w:jc w:val="center"/>
-              <w:pBdr>
-                <w:bottom w:val="none" w:sz="0" w:space="0" w:color="000000"/>
-                <w:top w:val="none" w:sz="0" w:space="0" w:color="000000"/>
-                <w:left w:val="none" w:sz="0" w:space="0" w:color="000000"/>
-                <w:right w:val="none" w:sz="0" w:space="0" w:color="000000"/>
-              </w:pBdr>
-              <w:spacing w:after="100" w:before="100" w:line="240"/>
-              <w:ind w:left="100" w:right="100" w:firstLine="0" w:firstLineChars="0"/>
-              <w:rPr>
-                <w:rFonts w:ascii="Helvetica" w:hAnsi="Helvetica" w:eastAsia="Helvetica" w:cs="Helvetica"/>
-                <w:i w:val="false"/>
-                <w:b w:val="false"/>
-                <w:u w:val="none"/>
-                <w:sz w:val="22"/>
-                <w:szCs w:val="22"/>
-                <w:color w:val="000000"/>
-              </w:rPr>
-            </w:pPr>
-            <w:r>
-              <w:rPr>
-                <w:rFonts w:ascii="Helvetica" w:hAnsi="Helvetica" w:eastAsia="Helvetica" w:cs="Helvetica"/>
-                <w:i w:val="false"/>
-                <w:b w:val="false"/>
-                <w:u w:val="none"/>
-                <w:sz w:val="22"/>
-                <w:szCs w:val="22"/>
-                <w:color w:val="000000"/>
-              </w:rPr>
-              <w:t xml:space="preserve">0.910</w:t>
+              <w:t xml:space="preserve">1.06</w:t>
+            </w:r>
+          </w:p>
+        </w:tc>
+        <w:tc>
+          <w:tcPr>
+            <w:tcBorders>
+              <w:bottom w:val="none" w:sz="0" w:space="0" w:color="000000"/>
+              <w:top w:val="none" w:sz="0" w:space="0" w:color="000000"/>
+              <w:left w:val="none" w:sz="0" w:space="0" w:color="000000"/>
+              <w:right w:val="none" w:sz="0" w:space="0" w:color="000000"/>
+            </w:tcBorders>
+            <w:shd w:val="clear" w:color="auto" w:fill="FFFFFF"/>
+            <w:tcMar>
+              <w:top w:w="0" w:type="dxa"/>
+              <w:bottom w:w="0" w:type="dxa"/>
+              <w:left w:w="0" w:type="dxa"/>
+              <w:right w:w="0" w:type="dxa"/>
+            </w:tcMar>
+            <w:vAlign w:val="top"/>
+          </w:tcPr>
+          <w:p>
+            <w:pPr>
+              <w:pStyle w:val="Normal"/>
+              <w:jc w:val="center"/>
+              <w:pBdr>
+                <w:bottom w:val="none" w:sz="0" w:space="0" w:color="000000"/>
+                <w:top w:val="none" w:sz="0" w:space="0" w:color="000000"/>
+                <w:left w:val="none" w:sz="0" w:space="0" w:color="000000"/>
+                <w:right w:val="none" w:sz="0" w:space="0" w:color="000000"/>
+              </w:pBdr>
+              <w:spacing w:after="100" w:before="100" w:line="240"/>
+              <w:ind w:left="100" w:right="100" w:firstLine="0" w:firstLineChars="0"/>
+              <w:rPr>
+                <w:rFonts w:ascii="Helvetica" w:hAnsi="Helvetica" w:eastAsia="Helvetica" w:cs="Helvetica"/>
+                <w:i w:val="false"/>
+                <w:b w:val="false"/>
+                <w:u w:val="none"/>
+                <w:sz w:val="22"/>
+                <w:szCs w:val="22"/>
+                <w:color w:val="000000"/>
+              </w:rPr>
+            </w:pPr>
+            <w:r>
+              <w:rPr>
+                <w:rFonts w:ascii="Helvetica" w:hAnsi="Helvetica" w:eastAsia="Helvetica" w:cs="Helvetica"/>
+                <w:i w:val="false"/>
+                <w:b w:val="false"/>
+                <w:u w:val="none"/>
+                <w:sz w:val="22"/>
+                <w:szCs w:val="22"/>
+                <w:color w:val="000000"/>
+              </w:rPr>
+              <w:t xml:space="preserve">0.12, 9.36</w:t>
+            </w:r>
+          </w:p>
+        </w:tc>
+        <w:tc>
+          <w:tcPr>
+            <w:tcBorders>
+              <w:bottom w:val="none" w:sz="0" w:space="0" w:color="000000"/>
+              <w:top w:val="none" w:sz="0" w:space="0" w:color="000000"/>
+              <w:left w:val="none" w:sz="0" w:space="0" w:color="000000"/>
+              <w:right w:val="none" w:sz="0" w:space="0" w:color="000000"/>
+            </w:tcBorders>
+            <w:shd w:val="clear" w:color="auto" w:fill="FFFFFF"/>
+            <w:tcMar>
+              <w:top w:w="0" w:type="dxa"/>
+              <w:bottom w:w="0" w:type="dxa"/>
+              <w:left w:w="0" w:type="dxa"/>
+              <w:right w:w="0" w:type="dxa"/>
+            </w:tcMar>
+            <w:vAlign w:val="top"/>
+          </w:tcPr>
+          <w:p>
+            <w:pPr>
+              <w:pStyle w:val="Normal"/>
+              <w:jc w:val="center"/>
+              <w:pBdr>
+                <w:bottom w:val="none" w:sz="0" w:space="0" w:color="000000"/>
+                <w:top w:val="none" w:sz="0" w:space="0" w:color="000000"/>
+                <w:left w:val="none" w:sz="0" w:space="0" w:color="000000"/>
+                <w:right w:val="none" w:sz="0" w:space="0" w:color="000000"/>
+              </w:pBdr>
+              <w:spacing w:after="100" w:before="100" w:line="240"/>
+              <w:ind w:left="100" w:right="100" w:firstLine="0" w:firstLineChars="0"/>
+              <w:rPr>
+                <w:rFonts w:ascii="Helvetica" w:hAnsi="Helvetica" w:eastAsia="Helvetica" w:cs="Helvetica"/>
+                <w:i w:val="false"/>
+                <w:b w:val="false"/>
+                <w:u w:val="none"/>
+                <w:sz w:val="22"/>
+                <w:szCs w:val="22"/>
+                <w:color w:val="000000"/>
+              </w:rPr>
+            </w:pPr>
+            <w:r>
+              <w:rPr>
+                <w:rFonts w:ascii="Helvetica" w:hAnsi="Helvetica" w:eastAsia="Helvetica" w:cs="Helvetica"/>
+                <w:i w:val="false"/>
+                <w:b w:val="false"/>
+                <w:u w:val="none"/>
+                <w:sz w:val="22"/>
+                <w:szCs w:val="22"/>
+                <w:color w:val="000000"/>
+              </w:rPr>
+              <w:t xml:space="preserve">0.960</w:t>
             </w:r>
           </w:p>
         </w:tc>
@@ -8566,7 +8566,7 @@
                 <w:szCs w:val="22"/>
                 <w:color w:val="000000"/>
               </w:rPr>
-              <w:t xml:space="preserve">143</w:t>
+              <w:t xml:space="preserve">142</w:t>
             </w:r>
           </w:p>
         </w:tc>
@@ -8778,7 +8778,7 @@
                 <w:szCs w:val="22"/>
                 <w:color w:val="000000"/>
               </w:rPr>
-              <w:t xml:space="preserve">143</w:t>
+              <w:t xml:space="preserve">142</w:t>
             </w:r>
           </w:p>
         </w:tc>
@@ -9585,113 +9585,113 @@
                 <w:szCs w:val="22"/>
                 <w:color w:val="000000"/>
               </w:rPr>
-              <w:t xml:space="preserve">0.58</w:t>
-            </w:r>
-          </w:p>
-        </w:tc>
-        <w:tc>
-          <w:tcPr>
-            <w:tcBorders>
-              <w:bottom w:val="none" w:sz="0" w:space="0" w:color="000000"/>
-              <w:top w:val="none" w:sz="0" w:space="0" w:color="000000"/>
-              <w:left w:val="none" w:sz="0" w:space="0" w:color="000000"/>
-              <w:right w:val="none" w:sz="0" w:space="0" w:color="000000"/>
-            </w:tcBorders>
-            <w:shd w:val="clear" w:color="auto" w:fill="FFFFFF"/>
-            <w:tcMar>
-              <w:top w:w="0" w:type="dxa"/>
-              <w:bottom w:w="0" w:type="dxa"/>
-              <w:left w:w="0" w:type="dxa"/>
-              <w:right w:w="0" w:type="dxa"/>
-            </w:tcMar>
-            <w:vAlign w:val="top"/>
-          </w:tcPr>
-          <w:p>
-            <w:pPr>
-              <w:pStyle w:val="Normal"/>
-              <w:jc w:val="center"/>
-              <w:pBdr>
-                <w:bottom w:val="none" w:sz="0" w:space="0" w:color="000000"/>
-                <w:top w:val="none" w:sz="0" w:space="0" w:color="000000"/>
-                <w:left w:val="none" w:sz="0" w:space="0" w:color="000000"/>
-                <w:right w:val="none" w:sz="0" w:space="0" w:color="000000"/>
-              </w:pBdr>
-              <w:spacing w:after="100" w:before="100" w:line="240"/>
-              <w:ind w:left="100" w:right="100" w:firstLine="0" w:firstLineChars="0"/>
-              <w:rPr>
-                <w:rFonts w:ascii="Helvetica" w:hAnsi="Helvetica" w:eastAsia="Helvetica" w:cs="Helvetica"/>
-                <w:i w:val="false"/>
-                <w:b w:val="false"/>
-                <w:u w:val="none"/>
-                <w:sz w:val="22"/>
-                <w:szCs w:val="22"/>
-                <w:color w:val="000000"/>
-              </w:rPr>
-            </w:pPr>
-            <w:r>
-              <w:rPr>
-                <w:rFonts w:ascii="Helvetica" w:hAnsi="Helvetica" w:eastAsia="Helvetica" w:cs="Helvetica"/>
-                <w:i w:val="false"/>
-                <w:b w:val="false"/>
-                <w:u w:val="none"/>
-                <w:sz w:val="22"/>
-                <w:szCs w:val="22"/>
-                <w:color w:val="000000"/>
-              </w:rPr>
-              <w:t xml:space="preserve">0.07, 4.64</w:t>
-            </w:r>
-          </w:p>
-        </w:tc>
-        <w:tc>
-          <w:tcPr>
-            <w:tcBorders>
-              <w:bottom w:val="none" w:sz="0" w:space="0" w:color="000000"/>
-              <w:top w:val="none" w:sz="0" w:space="0" w:color="000000"/>
-              <w:left w:val="none" w:sz="0" w:space="0" w:color="000000"/>
-              <w:right w:val="none" w:sz="0" w:space="0" w:color="000000"/>
-            </w:tcBorders>
-            <w:shd w:val="clear" w:color="auto" w:fill="FFFFFF"/>
-            <w:tcMar>
-              <w:top w:w="0" w:type="dxa"/>
-              <w:bottom w:w="0" w:type="dxa"/>
-              <w:left w:w="0" w:type="dxa"/>
-              <w:right w:w="0" w:type="dxa"/>
-            </w:tcMar>
-            <w:vAlign w:val="top"/>
-          </w:tcPr>
-          <w:p>
-            <w:pPr>
-              <w:pStyle w:val="Normal"/>
-              <w:jc w:val="center"/>
-              <w:pBdr>
-                <w:bottom w:val="none" w:sz="0" w:space="0" w:color="000000"/>
-                <w:top w:val="none" w:sz="0" w:space="0" w:color="000000"/>
-                <w:left w:val="none" w:sz="0" w:space="0" w:color="000000"/>
-                <w:right w:val="none" w:sz="0" w:space="0" w:color="000000"/>
-              </w:pBdr>
-              <w:spacing w:after="100" w:before="100" w:line="240"/>
-              <w:ind w:left="100" w:right="100" w:firstLine="0" w:firstLineChars="0"/>
-              <w:rPr>
-                <w:rFonts w:ascii="Helvetica" w:hAnsi="Helvetica" w:eastAsia="Helvetica" w:cs="Helvetica"/>
-                <w:i w:val="false"/>
-                <w:b w:val="false"/>
-                <w:u w:val="none"/>
-                <w:sz w:val="22"/>
-                <w:szCs w:val="22"/>
-                <w:color w:val="000000"/>
-              </w:rPr>
-            </w:pPr>
-            <w:r>
-              <w:rPr>
-                <w:rFonts w:ascii="Helvetica" w:hAnsi="Helvetica" w:eastAsia="Helvetica" w:cs="Helvetica"/>
-                <w:i w:val="false"/>
-                <w:b w:val="false"/>
-                <w:u w:val="none"/>
-                <w:sz w:val="22"/>
-                <w:szCs w:val="22"/>
-                <w:color w:val="000000"/>
-              </w:rPr>
-              <w:t xml:space="preserve">0.610</w:t>
+              <w:t xml:space="preserve">0.52</w:t>
+            </w:r>
+          </w:p>
+        </w:tc>
+        <w:tc>
+          <w:tcPr>
+            <w:tcBorders>
+              <w:bottom w:val="none" w:sz="0" w:space="0" w:color="000000"/>
+              <w:top w:val="none" w:sz="0" w:space="0" w:color="000000"/>
+              <w:left w:val="none" w:sz="0" w:space="0" w:color="000000"/>
+              <w:right w:val="none" w:sz="0" w:space="0" w:color="000000"/>
+            </w:tcBorders>
+            <w:shd w:val="clear" w:color="auto" w:fill="FFFFFF"/>
+            <w:tcMar>
+              <w:top w:w="0" w:type="dxa"/>
+              <w:bottom w:w="0" w:type="dxa"/>
+              <w:left w:w="0" w:type="dxa"/>
+              <w:right w:w="0" w:type="dxa"/>
+            </w:tcMar>
+            <w:vAlign w:val="top"/>
+          </w:tcPr>
+          <w:p>
+            <w:pPr>
+              <w:pStyle w:val="Normal"/>
+              <w:jc w:val="center"/>
+              <w:pBdr>
+                <w:bottom w:val="none" w:sz="0" w:space="0" w:color="000000"/>
+                <w:top w:val="none" w:sz="0" w:space="0" w:color="000000"/>
+                <w:left w:val="none" w:sz="0" w:space="0" w:color="000000"/>
+                <w:right w:val="none" w:sz="0" w:space="0" w:color="000000"/>
+              </w:pBdr>
+              <w:spacing w:after="100" w:before="100" w:line="240"/>
+              <w:ind w:left="100" w:right="100" w:firstLine="0" w:firstLineChars="0"/>
+              <w:rPr>
+                <w:rFonts w:ascii="Helvetica" w:hAnsi="Helvetica" w:eastAsia="Helvetica" w:cs="Helvetica"/>
+                <w:i w:val="false"/>
+                <w:b w:val="false"/>
+                <w:u w:val="none"/>
+                <w:sz w:val="22"/>
+                <w:szCs w:val="22"/>
+                <w:color w:val="000000"/>
+              </w:rPr>
+            </w:pPr>
+            <w:r>
+              <w:rPr>
+                <w:rFonts w:ascii="Helvetica" w:hAnsi="Helvetica" w:eastAsia="Helvetica" w:cs="Helvetica"/>
+                <w:i w:val="false"/>
+                <w:b w:val="false"/>
+                <w:u w:val="none"/>
+                <w:sz w:val="22"/>
+                <w:szCs w:val="22"/>
+                <w:color w:val="000000"/>
+              </w:rPr>
+              <w:t xml:space="preserve">0.07, 4.15</w:t>
+            </w:r>
+          </w:p>
+        </w:tc>
+        <w:tc>
+          <w:tcPr>
+            <w:tcBorders>
+              <w:bottom w:val="none" w:sz="0" w:space="0" w:color="000000"/>
+              <w:top w:val="none" w:sz="0" w:space="0" w:color="000000"/>
+              <w:left w:val="none" w:sz="0" w:space="0" w:color="000000"/>
+              <w:right w:val="none" w:sz="0" w:space="0" w:color="000000"/>
+            </w:tcBorders>
+            <w:shd w:val="clear" w:color="auto" w:fill="FFFFFF"/>
+            <w:tcMar>
+              <w:top w:w="0" w:type="dxa"/>
+              <w:bottom w:w="0" w:type="dxa"/>
+              <w:left w:w="0" w:type="dxa"/>
+              <w:right w:w="0" w:type="dxa"/>
+            </w:tcMar>
+            <w:vAlign w:val="top"/>
+          </w:tcPr>
+          <w:p>
+            <w:pPr>
+              <w:pStyle w:val="Normal"/>
+              <w:jc w:val="center"/>
+              <w:pBdr>
+                <w:bottom w:val="none" w:sz="0" w:space="0" w:color="000000"/>
+                <w:top w:val="none" w:sz="0" w:space="0" w:color="000000"/>
+                <w:left w:val="none" w:sz="0" w:space="0" w:color="000000"/>
+                <w:right w:val="none" w:sz="0" w:space="0" w:color="000000"/>
+              </w:pBdr>
+              <w:spacing w:after="100" w:before="100" w:line="240"/>
+              <w:ind w:left="100" w:right="100" w:firstLine="0" w:firstLineChars="0"/>
+              <w:rPr>
+                <w:rFonts w:ascii="Helvetica" w:hAnsi="Helvetica" w:eastAsia="Helvetica" w:cs="Helvetica"/>
+                <w:i w:val="false"/>
+                <w:b w:val="false"/>
+                <w:u w:val="none"/>
+                <w:sz w:val="22"/>
+                <w:szCs w:val="22"/>
+                <w:color w:val="000000"/>
+              </w:rPr>
+            </w:pPr>
+            <w:r>
+              <w:rPr>
+                <w:rFonts w:ascii="Helvetica" w:hAnsi="Helvetica" w:eastAsia="Helvetica" w:cs="Helvetica"/>
+                <w:i w:val="false"/>
+                <w:b w:val="false"/>
+                <w:u w:val="none"/>
+                <w:sz w:val="22"/>
+                <w:szCs w:val="22"/>
+                <w:color w:val="000000"/>
+              </w:rPr>
+              <w:t xml:space="preserve">0.540</w:t>
             </w:r>
           </w:p>
         </w:tc>
@@ -10015,219 +10015,219 @@
                 <w:szCs w:val="22"/>
                 <w:color w:val="000000"/>
               </w:rPr>
-              <w:t xml:space="preserve">143</w:t>
-            </w:r>
-          </w:p>
-        </w:tc>
-        <w:tc>
-          <w:tcPr>
-            <w:tcBorders>
-              <w:bottom w:val="none" w:sz="0" w:space="0" w:color="000000"/>
-              <w:top w:val="none" w:sz="0" w:space="0" w:color="000000"/>
-              <w:left w:val="none" w:sz="0" w:space="0" w:color="000000"/>
-              <w:right w:val="none" w:sz="0" w:space="0" w:color="000000"/>
-            </w:tcBorders>
-            <w:shd w:val="clear" w:color="auto" w:fill="FFFFFF"/>
-            <w:tcMar>
-              <w:top w:w="0" w:type="dxa"/>
-              <w:bottom w:w="0" w:type="dxa"/>
-              <w:left w:w="0" w:type="dxa"/>
-              <w:right w:w="0" w:type="dxa"/>
-            </w:tcMar>
-            <w:vAlign w:val="top"/>
-          </w:tcPr>
-          <w:p>
-            <w:pPr>
-              <w:pStyle w:val="Normal"/>
-              <w:jc w:val="center"/>
-              <w:pBdr>
-                <w:bottom w:val="none" w:sz="0" w:space="0" w:color="000000"/>
-                <w:top w:val="none" w:sz="0" w:space="0" w:color="000000"/>
-                <w:left w:val="none" w:sz="0" w:space="0" w:color="000000"/>
-                <w:right w:val="none" w:sz="0" w:space="0" w:color="000000"/>
-              </w:pBdr>
-              <w:spacing w:after="100" w:before="100" w:line="240"/>
-              <w:ind w:left="100" w:right="100" w:firstLine="0" w:firstLineChars="0"/>
-              <w:rPr>
-                <w:rFonts w:ascii="Helvetica" w:hAnsi="Helvetica" w:eastAsia="Helvetica" w:cs="Helvetica"/>
-                <w:i w:val="false"/>
-                <w:b w:val="false"/>
-                <w:u w:val="none"/>
-                <w:sz w:val="22"/>
-                <w:szCs w:val="22"/>
-                <w:color w:val="000000"/>
-              </w:rPr>
-            </w:pPr>
-            <w:r>
-              <w:rPr>
-                <w:rFonts w:ascii="Helvetica" w:hAnsi="Helvetica" w:eastAsia="Helvetica" w:cs="Helvetica"/>
-                <w:i w:val="false"/>
-                <w:b w:val="false"/>
-                <w:u w:val="none"/>
-                <w:sz w:val="22"/>
-                <w:szCs w:val="22"/>
-                <w:color w:val="000000"/>
-              </w:rPr>
-              <w:t xml:space="preserve">1.74</w:t>
-            </w:r>
-          </w:p>
-        </w:tc>
-        <w:tc>
-          <w:tcPr>
-            <w:tcBorders>
-              <w:bottom w:val="none" w:sz="0" w:space="0" w:color="000000"/>
-              <w:top w:val="none" w:sz="0" w:space="0" w:color="000000"/>
-              <w:left w:val="none" w:sz="0" w:space="0" w:color="000000"/>
-              <w:right w:val="none" w:sz="0" w:space="0" w:color="000000"/>
-            </w:tcBorders>
-            <w:shd w:val="clear" w:color="auto" w:fill="FFFFFF"/>
-            <w:tcMar>
-              <w:top w:w="0" w:type="dxa"/>
-              <w:bottom w:w="0" w:type="dxa"/>
-              <w:left w:w="0" w:type="dxa"/>
-              <w:right w:w="0" w:type="dxa"/>
-            </w:tcMar>
-            <w:vAlign w:val="top"/>
-          </w:tcPr>
-          <w:p>
-            <w:pPr>
-              <w:pStyle w:val="Normal"/>
-              <w:jc w:val="center"/>
-              <w:pBdr>
-                <w:bottom w:val="none" w:sz="0" w:space="0" w:color="000000"/>
-                <w:top w:val="none" w:sz="0" w:space="0" w:color="000000"/>
-                <w:left w:val="none" w:sz="0" w:space="0" w:color="000000"/>
-                <w:right w:val="none" w:sz="0" w:space="0" w:color="000000"/>
-              </w:pBdr>
-              <w:spacing w:after="100" w:before="100" w:line="240"/>
-              <w:ind w:left="100" w:right="100" w:firstLine="0" w:firstLineChars="0"/>
-              <w:rPr>
-                <w:rFonts w:ascii="Helvetica" w:hAnsi="Helvetica" w:eastAsia="Helvetica" w:cs="Helvetica"/>
-                <w:i w:val="false"/>
-                <w:b w:val="false"/>
-                <w:u w:val="none"/>
-                <w:sz w:val="22"/>
-                <w:szCs w:val="22"/>
-                <w:color w:val="000000"/>
-              </w:rPr>
-            </w:pPr>
-            <w:r>
-              <w:rPr>
-                <w:rFonts w:ascii="Helvetica" w:hAnsi="Helvetica" w:eastAsia="Helvetica" w:cs="Helvetica"/>
-                <w:i w:val="false"/>
-                <w:b w:val="false"/>
-                <w:u w:val="none"/>
-                <w:sz w:val="22"/>
-                <w:szCs w:val="22"/>
-                <w:color w:val="000000"/>
-              </w:rPr>
-              <w:t xml:space="preserve">0.44, 6.89</w:t>
-            </w:r>
-          </w:p>
-        </w:tc>
-        <w:tc>
-          <w:tcPr>
-            <w:tcBorders>
-              <w:bottom w:val="none" w:sz="0" w:space="0" w:color="000000"/>
-              <w:top w:val="none" w:sz="0" w:space="0" w:color="000000"/>
-              <w:left w:val="none" w:sz="0" w:space="0" w:color="000000"/>
-              <w:right w:val="none" w:sz="0" w:space="0" w:color="000000"/>
-            </w:tcBorders>
-            <w:shd w:val="clear" w:color="auto" w:fill="FFFFFF"/>
-            <w:tcMar>
-              <w:top w:w="0" w:type="dxa"/>
-              <w:bottom w:w="0" w:type="dxa"/>
-              <w:left w:w="0" w:type="dxa"/>
-              <w:right w:w="0" w:type="dxa"/>
-            </w:tcMar>
-            <w:vAlign w:val="top"/>
-          </w:tcPr>
-          <w:p>
-            <w:pPr>
-              <w:pStyle w:val="Normal"/>
-              <w:jc w:val="center"/>
-              <w:pBdr>
-                <w:bottom w:val="none" w:sz="0" w:space="0" w:color="000000"/>
-                <w:top w:val="none" w:sz="0" w:space="0" w:color="000000"/>
-                <w:left w:val="none" w:sz="0" w:space="0" w:color="000000"/>
-                <w:right w:val="none" w:sz="0" w:space="0" w:color="000000"/>
-              </w:pBdr>
-              <w:spacing w:after="100" w:before="100" w:line="240"/>
-              <w:ind w:left="100" w:right="100" w:firstLine="0" w:firstLineChars="0"/>
-              <w:rPr>
-                <w:rFonts w:ascii="Helvetica" w:hAnsi="Helvetica" w:eastAsia="Helvetica" w:cs="Helvetica"/>
-                <w:i w:val="false"/>
-                <w:b w:val="false"/>
-                <w:u w:val="none"/>
-                <w:sz w:val="22"/>
-                <w:szCs w:val="22"/>
-                <w:color w:val="000000"/>
-              </w:rPr>
-            </w:pPr>
-            <w:r>
-              <w:rPr>
-                <w:rFonts w:ascii="Helvetica" w:hAnsi="Helvetica" w:eastAsia="Helvetica" w:cs="Helvetica"/>
-                <w:i w:val="false"/>
-                <w:b w:val="false"/>
-                <w:u w:val="none"/>
-                <w:sz w:val="22"/>
-                <w:szCs w:val="22"/>
-                <w:color w:val="000000"/>
-              </w:rPr>
-              <w:t xml:space="preserve">0.430</w:t>
-            </w:r>
-          </w:p>
-        </w:tc>
-        <w:tc>
-          <w:tcPr>
-            <w:tcBorders>
-              <w:bottom w:val="none" w:sz="0" w:space="0" w:color="000000"/>
-              <w:top w:val="none" w:sz="0" w:space="0" w:color="000000"/>
-              <w:left w:val="none" w:sz="0" w:space="0" w:color="000000"/>
-              <w:right w:val="none" w:sz="0" w:space="0" w:color="000000"/>
-            </w:tcBorders>
-            <w:shd w:val="clear" w:color="auto" w:fill="FFFFFF"/>
-            <w:tcMar>
-              <w:top w:w="0" w:type="dxa"/>
-              <w:bottom w:w="0" w:type="dxa"/>
-              <w:left w:w="0" w:type="dxa"/>
-              <w:right w:w="0" w:type="dxa"/>
-            </w:tcMar>
-            <w:vAlign w:val="top"/>
-          </w:tcPr>
-          <w:p>
-            <w:pPr>
-              <w:pStyle w:val="Normal"/>
-              <w:jc w:val="center"/>
-              <w:pBdr>
-                <w:bottom w:val="none" w:sz="0" w:space="0" w:color="000000"/>
-                <w:top w:val="none" w:sz="0" w:space="0" w:color="000000"/>
-                <w:left w:val="none" w:sz="0" w:space="0" w:color="000000"/>
-                <w:right w:val="none" w:sz="0" w:space="0" w:color="000000"/>
-              </w:pBdr>
-              <w:spacing w:after="100" w:before="100" w:line="240"/>
-              <w:ind w:left="100" w:right="100" w:firstLine="0" w:firstLineChars="0"/>
-              <w:rPr>
-                <w:rFonts w:ascii="Helvetica" w:hAnsi="Helvetica" w:eastAsia="Helvetica" w:cs="Helvetica"/>
-                <w:i w:val="false"/>
-                <w:b w:val="false"/>
-                <w:u w:val="none"/>
-                <w:sz w:val="22"/>
-                <w:szCs w:val="22"/>
-                <w:color w:val="000000"/>
-              </w:rPr>
-            </w:pPr>
-            <w:r>
-              <w:rPr>
-                <w:rFonts w:ascii="Helvetica" w:hAnsi="Helvetica" w:eastAsia="Helvetica" w:cs="Helvetica"/>
-                <w:i w:val="false"/>
-                <w:b w:val="false"/>
-                <w:u w:val="none"/>
-                <w:sz w:val="22"/>
-                <w:szCs w:val="22"/>
-                <w:color w:val="000000"/>
-              </w:rPr>
-              <w:t xml:space="preserve">143</w:t>
+              <w:t xml:space="preserve">142</w:t>
+            </w:r>
+          </w:p>
+        </w:tc>
+        <w:tc>
+          <w:tcPr>
+            <w:tcBorders>
+              <w:bottom w:val="none" w:sz="0" w:space="0" w:color="000000"/>
+              <w:top w:val="none" w:sz="0" w:space="0" w:color="000000"/>
+              <w:left w:val="none" w:sz="0" w:space="0" w:color="000000"/>
+              <w:right w:val="none" w:sz="0" w:space="0" w:color="000000"/>
+            </w:tcBorders>
+            <w:shd w:val="clear" w:color="auto" w:fill="FFFFFF"/>
+            <w:tcMar>
+              <w:top w:w="0" w:type="dxa"/>
+              <w:bottom w:w="0" w:type="dxa"/>
+              <w:left w:w="0" w:type="dxa"/>
+              <w:right w:w="0" w:type="dxa"/>
+            </w:tcMar>
+            <w:vAlign w:val="top"/>
+          </w:tcPr>
+          <w:p>
+            <w:pPr>
+              <w:pStyle w:val="Normal"/>
+              <w:jc w:val="center"/>
+              <w:pBdr>
+                <w:bottom w:val="none" w:sz="0" w:space="0" w:color="000000"/>
+                <w:top w:val="none" w:sz="0" w:space="0" w:color="000000"/>
+                <w:left w:val="none" w:sz="0" w:space="0" w:color="000000"/>
+                <w:right w:val="none" w:sz="0" w:space="0" w:color="000000"/>
+              </w:pBdr>
+              <w:spacing w:after="100" w:before="100" w:line="240"/>
+              <w:ind w:left="100" w:right="100" w:firstLine="0" w:firstLineChars="0"/>
+              <w:rPr>
+                <w:rFonts w:ascii="Helvetica" w:hAnsi="Helvetica" w:eastAsia="Helvetica" w:cs="Helvetica"/>
+                <w:i w:val="false"/>
+                <w:b w:val="false"/>
+                <w:u w:val="none"/>
+                <w:sz w:val="22"/>
+                <w:szCs w:val="22"/>
+                <w:color w:val="000000"/>
+              </w:rPr>
+            </w:pPr>
+            <w:r>
+              <w:rPr>
+                <w:rFonts w:ascii="Helvetica" w:hAnsi="Helvetica" w:eastAsia="Helvetica" w:cs="Helvetica"/>
+                <w:i w:val="false"/>
+                <w:b w:val="false"/>
+                <w:u w:val="none"/>
+                <w:sz w:val="22"/>
+                <w:szCs w:val="22"/>
+                <w:color w:val="000000"/>
+              </w:rPr>
+              <w:t xml:space="preserve">1.71</w:t>
+            </w:r>
+          </w:p>
+        </w:tc>
+        <w:tc>
+          <w:tcPr>
+            <w:tcBorders>
+              <w:bottom w:val="none" w:sz="0" w:space="0" w:color="000000"/>
+              <w:top w:val="none" w:sz="0" w:space="0" w:color="000000"/>
+              <w:left w:val="none" w:sz="0" w:space="0" w:color="000000"/>
+              <w:right w:val="none" w:sz="0" w:space="0" w:color="000000"/>
+            </w:tcBorders>
+            <w:shd w:val="clear" w:color="auto" w:fill="FFFFFF"/>
+            <w:tcMar>
+              <w:top w:w="0" w:type="dxa"/>
+              <w:bottom w:w="0" w:type="dxa"/>
+              <w:left w:w="0" w:type="dxa"/>
+              <w:right w:w="0" w:type="dxa"/>
+            </w:tcMar>
+            <w:vAlign w:val="top"/>
+          </w:tcPr>
+          <w:p>
+            <w:pPr>
+              <w:pStyle w:val="Normal"/>
+              <w:jc w:val="center"/>
+              <w:pBdr>
+                <w:bottom w:val="none" w:sz="0" w:space="0" w:color="000000"/>
+                <w:top w:val="none" w:sz="0" w:space="0" w:color="000000"/>
+                <w:left w:val="none" w:sz="0" w:space="0" w:color="000000"/>
+                <w:right w:val="none" w:sz="0" w:space="0" w:color="000000"/>
+              </w:pBdr>
+              <w:spacing w:after="100" w:before="100" w:line="240"/>
+              <w:ind w:left="100" w:right="100" w:firstLine="0" w:firstLineChars="0"/>
+              <w:rPr>
+                <w:rFonts w:ascii="Helvetica" w:hAnsi="Helvetica" w:eastAsia="Helvetica" w:cs="Helvetica"/>
+                <w:i w:val="false"/>
+                <w:b w:val="false"/>
+                <w:u w:val="none"/>
+                <w:sz w:val="22"/>
+                <w:szCs w:val="22"/>
+                <w:color w:val="000000"/>
+              </w:rPr>
+            </w:pPr>
+            <w:r>
+              <w:rPr>
+                <w:rFonts w:ascii="Helvetica" w:hAnsi="Helvetica" w:eastAsia="Helvetica" w:cs="Helvetica"/>
+                <w:i w:val="false"/>
+                <w:b w:val="false"/>
+                <w:u w:val="none"/>
+                <w:sz w:val="22"/>
+                <w:szCs w:val="22"/>
+                <w:color w:val="000000"/>
+              </w:rPr>
+              <w:t xml:space="preserve">0.43, 6.79</w:t>
+            </w:r>
+          </w:p>
+        </w:tc>
+        <w:tc>
+          <w:tcPr>
+            <w:tcBorders>
+              <w:bottom w:val="none" w:sz="0" w:space="0" w:color="000000"/>
+              <w:top w:val="none" w:sz="0" w:space="0" w:color="000000"/>
+              <w:left w:val="none" w:sz="0" w:space="0" w:color="000000"/>
+              <w:right w:val="none" w:sz="0" w:space="0" w:color="000000"/>
+            </w:tcBorders>
+            <w:shd w:val="clear" w:color="auto" w:fill="FFFFFF"/>
+            <w:tcMar>
+              <w:top w:w="0" w:type="dxa"/>
+              <w:bottom w:w="0" w:type="dxa"/>
+              <w:left w:w="0" w:type="dxa"/>
+              <w:right w:w="0" w:type="dxa"/>
+            </w:tcMar>
+            <w:vAlign w:val="top"/>
+          </w:tcPr>
+          <w:p>
+            <w:pPr>
+              <w:pStyle w:val="Normal"/>
+              <w:jc w:val="center"/>
+              <w:pBdr>
+                <w:bottom w:val="none" w:sz="0" w:space="0" w:color="000000"/>
+                <w:top w:val="none" w:sz="0" w:space="0" w:color="000000"/>
+                <w:left w:val="none" w:sz="0" w:space="0" w:color="000000"/>
+                <w:right w:val="none" w:sz="0" w:space="0" w:color="000000"/>
+              </w:pBdr>
+              <w:spacing w:after="100" w:before="100" w:line="240"/>
+              <w:ind w:left="100" w:right="100" w:firstLine="0" w:firstLineChars="0"/>
+              <w:rPr>
+                <w:rFonts w:ascii="Helvetica" w:hAnsi="Helvetica" w:eastAsia="Helvetica" w:cs="Helvetica"/>
+                <w:i w:val="false"/>
+                <w:b w:val="false"/>
+                <w:u w:val="none"/>
+                <w:sz w:val="22"/>
+                <w:szCs w:val="22"/>
+                <w:color w:val="000000"/>
+              </w:rPr>
+            </w:pPr>
+            <w:r>
+              <w:rPr>
+                <w:rFonts w:ascii="Helvetica" w:hAnsi="Helvetica" w:eastAsia="Helvetica" w:cs="Helvetica"/>
+                <w:i w:val="false"/>
+                <w:b w:val="false"/>
+                <w:u w:val="none"/>
+                <w:sz w:val="22"/>
+                <w:szCs w:val="22"/>
+                <w:color w:val="000000"/>
+              </w:rPr>
+              <w:t xml:space="preserve">0.440</w:t>
+            </w:r>
+          </w:p>
+        </w:tc>
+        <w:tc>
+          <w:tcPr>
+            <w:tcBorders>
+              <w:bottom w:val="none" w:sz="0" w:space="0" w:color="000000"/>
+              <w:top w:val="none" w:sz="0" w:space="0" w:color="000000"/>
+              <w:left w:val="none" w:sz="0" w:space="0" w:color="000000"/>
+              <w:right w:val="none" w:sz="0" w:space="0" w:color="000000"/>
+            </w:tcBorders>
+            <w:shd w:val="clear" w:color="auto" w:fill="FFFFFF"/>
+            <w:tcMar>
+              <w:top w:w="0" w:type="dxa"/>
+              <w:bottom w:w="0" w:type="dxa"/>
+              <w:left w:w="0" w:type="dxa"/>
+              <w:right w:w="0" w:type="dxa"/>
+            </w:tcMar>
+            <w:vAlign w:val="top"/>
+          </w:tcPr>
+          <w:p>
+            <w:pPr>
+              <w:pStyle w:val="Normal"/>
+              <w:jc w:val="center"/>
+              <w:pBdr>
+                <w:bottom w:val="none" w:sz="0" w:space="0" w:color="000000"/>
+                <w:top w:val="none" w:sz="0" w:space="0" w:color="000000"/>
+                <w:left w:val="none" w:sz="0" w:space="0" w:color="000000"/>
+                <w:right w:val="none" w:sz="0" w:space="0" w:color="000000"/>
+              </w:pBdr>
+              <w:spacing w:after="100" w:before="100" w:line="240"/>
+              <w:ind w:left="100" w:right="100" w:firstLine="0" w:firstLineChars="0"/>
+              <w:rPr>
+                <w:rFonts w:ascii="Helvetica" w:hAnsi="Helvetica" w:eastAsia="Helvetica" w:cs="Helvetica"/>
+                <w:i w:val="false"/>
+                <w:b w:val="false"/>
+                <w:u w:val="none"/>
+                <w:sz w:val="22"/>
+                <w:szCs w:val="22"/>
+                <w:color w:val="000000"/>
+              </w:rPr>
+            </w:pPr>
+            <w:r>
+              <w:rPr>
+                <w:rFonts w:ascii="Helvetica" w:hAnsi="Helvetica" w:eastAsia="Helvetica" w:cs="Helvetica"/>
+                <w:i w:val="false"/>
+                <w:b w:val="false"/>
+                <w:u w:val="none"/>
+                <w:sz w:val="22"/>
+                <w:szCs w:val="22"/>
+                <w:color w:val="000000"/>
+              </w:rPr>
+              <w:t xml:space="preserve">142</w:t>
             </w:r>
           </w:p>
         </w:tc>
@@ -10498,7 +10498,7 @@
                 <w:szCs w:val="22"/>
                 <w:color w:val="000000"/>
               </w:rPr>
-              <w:t xml:space="preserve">143</w:t>
+              <w:t xml:space="preserve">142</w:t>
             </w:r>
           </w:p>
         </w:tc>
@@ -10710,7 +10710,7 @@
                 <w:szCs w:val="22"/>
                 <w:color w:val="000000"/>
               </w:rPr>
-              <w:t xml:space="preserve">143</w:t>
+              <w:t xml:space="preserve">142</w:t>
             </w:r>
           </w:p>
         </w:tc>
@@ -10876,7 +10876,7 @@
       </w:tr>
       <w:tr>
         <w:trPr>
-          <w:trHeight w:val="598" w:hRule="auto"/>
+          <w:trHeight w:val="597" w:hRule="auto"/>
         </w:trPr>
         body22
         <w:tc>
@@ -10981,7 +10981,7 @@
                 <w:szCs w:val="22"/>
                 <w:color w:val="000000"/>
               </w:rPr>
-              <w:t xml:space="preserve">143</w:t>
+              <w:t xml:space="preserve">142</w:t>
             </w:r>
           </w:p>
         </w:tc>
@@ -11193,166 +11193,166 @@
                 <w:szCs w:val="22"/>
                 <w:color w:val="000000"/>
               </w:rPr>
-              <w:t xml:space="preserve">143</w:t>
-            </w:r>
-          </w:p>
-        </w:tc>
-        <w:tc>
-          <w:tcPr>
-            <w:tcBorders>
-              <w:bottom w:val="none" w:sz="0" w:space="0" w:color="000000"/>
-              <w:top w:val="none" w:sz="0" w:space="0" w:color="000000"/>
-              <w:left w:val="none" w:sz="0" w:space="0" w:color="000000"/>
-              <w:right w:val="none" w:sz="0" w:space="0" w:color="000000"/>
-            </w:tcBorders>
-            <w:shd w:val="clear" w:color="auto" w:fill="FFFFFF"/>
-            <w:tcMar>
-              <w:top w:w="0" w:type="dxa"/>
-              <w:bottom w:w="0" w:type="dxa"/>
-              <w:left w:w="0" w:type="dxa"/>
-              <w:right w:w="0" w:type="dxa"/>
-            </w:tcMar>
-            <w:vAlign w:val="top"/>
-          </w:tcPr>
-          <w:p>
-            <w:pPr>
-              <w:pStyle w:val="Normal"/>
-              <w:jc w:val="center"/>
-              <w:pBdr>
-                <w:bottom w:val="none" w:sz="0" w:space="0" w:color="000000"/>
-                <w:top w:val="none" w:sz="0" w:space="0" w:color="000000"/>
-                <w:left w:val="none" w:sz="0" w:space="0" w:color="000000"/>
-                <w:right w:val="none" w:sz="0" w:space="0" w:color="000000"/>
-              </w:pBdr>
-              <w:spacing w:after="100" w:before="100" w:line="240"/>
-              <w:ind w:left="100" w:right="100" w:firstLine="0" w:firstLineChars="0"/>
-              <w:rPr>
-                <w:rFonts w:ascii="Helvetica" w:hAnsi="Helvetica" w:eastAsia="Helvetica" w:cs="Helvetica"/>
-                <w:i w:val="false"/>
-                <w:b w:val="false"/>
-                <w:u w:val="none"/>
-                <w:sz w:val="22"/>
-                <w:szCs w:val="22"/>
-                <w:color w:val="000000"/>
-              </w:rPr>
-            </w:pPr>
-            <w:r>
-              <w:rPr>
-                <w:rFonts w:ascii="Helvetica" w:hAnsi="Helvetica" w:eastAsia="Helvetica" w:cs="Helvetica"/>
-                <w:i w:val="false"/>
-                <w:b w:val="false"/>
-                <w:u w:val="none"/>
-                <w:sz w:val="22"/>
-                <w:szCs w:val="22"/>
-                <w:color w:val="000000"/>
-              </w:rPr>
-              <w:t xml:space="preserve">4.75</w:t>
-            </w:r>
-          </w:p>
-        </w:tc>
-        <w:tc>
-          <w:tcPr>
-            <w:tcBorders>
-              <w:bottom w:val="none" w:sz="0" w:space="0" w:color="000000"/>
-              <w:top w:val="none" w:sz="0" w:space="0" w:color="000000"/>
-              <w:left w:val="none" w:sz="0" w:space="0" w:color="000000"/>
-              <w:right w:val="none" w:sz="0" w:space="0" w:color="000000"/>
-            </w:tcBorders>
-            <w:shd w:val="clear" w:color="auto" w:fill="FFFFFF"/>
-            <w:tcMar>
-              <w:top w:w="0" w:type="dxa"/>
-              <w:bottom w:w="0" w:type="dxa"/>
-              <w:left w:w="0" w:type="dxa"/>
-              <w:right w:w="0" w:type="dxa"/>
-            </w:tcMar>
-            <w:vAlign w:val="top"/>
-          </w:tcPr>
-          <w:p>
-            <w:pPr>
-              <w:pStyle w:val="Normal"/>
-              <w:jc w:val="center"/>
-              <w:pBdr>
-                <w:bottom w:val="none" w:sz="0" w:space="0" w:color="000000"/>
-                <w:top w:val="none" w:sz="0" w:space="0" w:color="000000"/>
-                <w:left w:val="none" w:sz="0" w:space="0" w:color="000000"/>
-                <w:right w:val="none" w:sz="0" w:space="0" w:color="000000"/>
-              </w:pBdr>
-              <w:spacing w:after="100" w:before="100" w:line="240"/>
-              <w:ind w:left="100" w:right="100" w:firstLine="0" w:firstLineChars="0"/>
-              <w:rPr>
-                <w:rFonts w:ascii="Helvetica" w:hAnsi="Helvetica" w:eastAsia="Helvetica" w:cs="Helvetica"/>
-                <w:i w:val="false"/>
-                <w:b w:val="false"/>
-                <w:u w:val="none"/>
-                <w:sz w:val="22"/>
-                <w:szCs w:val="22"/>
-                <w:color w:val="000000"/>
-              </w:rPr>
-            </w:pPr>
-            <w:r>
-              <w:rPr>
-                <w:rFonts w:ascii="Helvetica" w:hAnsi="Helvetica" w:eastAsia="Helvetica" w:cs="Helvetica"/>
-                <w:i w:val="false"/>
-                <w:b w:val="false"/>
-                <w:u w:val="none"/>
-                <w:sz w:val="22"/>
-                <w:szCs w:val="22"/>
-                <w:color w:val="000000"/>
-              </w:rPr>
-              <w:t xml:space="preserve">0.18, 123</w:t>
-            </w:r>
-          </w:p>
-        </w:tc>
-        <w:tc>
-          <w:tcPr>
-            <w:tcBorders>
-              <w:bottom w:val="none" w:sz="0" w:space="0" w:color="000000"/>
-              <w:top w:val="none" w:sz="0" w:space="0" w:color="000000"/>
-              <w:left w:val="none" w:sz="0" w:space="0" w:color="000000"/>
-              <w:right w:val="none" w:sz="0" w:space="0" w:color="000000"/>
-            </w:tcBorders>
-            <w:shd w:val="clear" w:color="auto" w:fill="FFFFFF"/>
-            <w:tcMar>
-              <w:top w:w="0" w:type="dxa"/>
-              <w:bottom w:w="0" w:type="dxa"/>
-              <w:left w:w="0" w:type="dxa"/>
-              <w:right w:w="0" w:type="dxa"/>
-            </w:tcMar>
-            <w:vAlign w:val="top"/>
-          </w:tcPr>
-          <w:p>
-            <w:pPr>
-              <w:pStyle w:val="Normal"/>
-              <w:jc w:val="center"/>
-              <w:pBdr>
-                <w:bottom w:val="none" w:sz="0" w:space="0" w:color="000000"/>
-                <w:top w:val="none" w:sz="0" w:space="0" w:color="000000"/>
-                <w:left w:val="none" w:sz="0" w:space="0" w:color="000000"/>
-                <w:right w:val="none" w:sz="0" w:space="0" w:color="000000"/>
-              </w:pBdr>
-              <w:spacing w:after="100" w:before="100" w:line="240"/>
-              <w:ind w:left="100" w:right="100" w:firstLine="0" w:firstLineChars="0"/>
-              <w:rPr>
-                <w:rFonts w:ascii="Helvetica" w:hAnsi="Helvetica" w:eastAsia="Helvetica" w:cs="Helvetica"/>
-                <w:i w:val="false"/>
-                <w:b w:val="false"/>
-                <w:u w:val="none"/>
-                <w:sz w:val="22"/>
-                <w:szCs w:val="22"/>
-                <w:color w:val="000000"/>
-              </w:rPr>
-            </w:pPr>
-            <w:r>
-              <w:rPr>
-                <w:rFonts w:ascii="Helvetica" w:hAnsi="Helvetica" w:eastAsia="Helvetica" w:cs="Helvetica"/>
-                <w:i w:val="false"/>
-                <w:b w:val="false"/>
-                <w:u w:val="none"/>
-                <w:sz w:val="22"/>
-                <w:szCs w:val="22"/>
-                <w:color w:val="000000"/>
-              </w:rPr>
-              <w:t xml:space="preserve">0.350</w:t>
+              <w:t xml:space="preserve">142</w:t>
+            </w:r>
+          </w:p>
+        </w:tc>
+        <w:tc>
+          <w:tcPr>
+            <w:tcBorders>
+              <w:bottom w:val="none" w:sz="0" w:space="0" w:color="000000"/>
+              <w:top w:val="none" w:sz="0" w:space="0" w:color="000000"/>
+              <w:left w:val="none" w:sz="0" w:space="0" w:color="000000"/>
+              <w:right w:val="none" w:sz="0" w:space="0" w:color="000000"/>
+            </w:tcBorders>
+            <w:shd w:val="clear" w:color="auto" w:fill="FFFFFF"/>
+            <w:tcMar>
+              <w:top w:w="0" w:type="dxa"/>
+              <w:bottom w:w="0" w:type="dxa"/>
+              <w:left w:w="0" w:type="dxa"/>
+              <w:right w:w="0" w:type="dxa"/>
+            </w:tcMar>
+            <w:vAlign w:val="top"/>
+          </w:tcPr>
+          <w:p>
+            <w:pPr>
+              <w:pStyle w:val="Normal"/>
+              <w:jc w:val="center"/>
+              <w:pBdr>
+                <w:bottom w:val="none" w:sz="0" w:space="0" w:color="000000"/>
+                <w:top w:val="none" w:sz="0" w:space="0" w:color="000000"/>
+                <w:left w:val="none" w:sz="0" w:space="0" w:color="000000"/>
+                <w:right w:val="none" w:sz="0" w:space="0" w:color="000000"/>
+              </w:pBdr>
+              <w:spacing w:after="100" w:before="100" w:line="240"/>
+              <w:ind w:left="100" w:right="100" w:firstLine="0" w:firstLineChars="0"/>
+              <w:rPr>
+                <w:rFonts w:ascii="Helvetica" w:hAnsi="Helvetica" w:eastAsia="Helvetica" w:cs="Helvetica"/>
+                <w:i w:val="false"/>
+                <w:b w:val="false"/>
+                <w:u w:val="none"/>
+                <w:sz w:val="22"/>
+                <w:szCs w:val="22"/>
+                <w:color w:val="000000"/>
+              </w:rPr>
+            </w:pPr>
+            <w:r>
+              <w:rPr>
+                <w:rFonts w:ascii="Helvetica" w:hAnsi="Helvetica" w:eastAsia="Helvetica" w:cs="Helvetica"/>
+                <w:i w:val="false"/>
+                <w:b w:val="false"/>
+                <w:u w:val="none"/>
+                <w:sz w:val="22"/>
+                <w:szCs w:val="22"/>
+                <w:color w:val="000000"/>
+              </w:rPr>
+              <w:t xml:space="preserve">3.92</w:t>
+            </w:r>
+          </w:p>
+        </w:tc>
+        <w:tc>
+          <w:tcPr>
+            <w:tcBorders>
+              <w:bottom w:val="none" w:sz="0" w:space="0" w:color="000000"/>
+              <w:top w:val="none" w:sz="0" w:space="0" w:color="000000"/>
+              <w:left w:val="none" w:sz="0" w:space="0" w:color="000000"/>
+              <w:right w:val="none" w:sz="0" w:space="0" w:color="000000"/>
+            </w:tcBorders>
+            <w:shd w:val="clear" w:color="auto" w:fill="FFFFFF"/>
+            <w:tcMar>
+              <w:top w:w="0" w:type="dxa"/>
+              <w:bottom w:w="0" w:type="dxa"/>
+              <w:left w:w="0" w:type="dxa"/>
+              <w:right w:w="0" w:type="dxa"/>
+            </w:tcMar>
+            <w:vAlign w:val="top"/>
+          </w:tcPr>
+          <w:p>
+            <w:pPr>
+              <w:pStyle w:val="Normal"/>
+              <w:jc w:val="center"/>
+              <w:pBdr>
+                <w:bottom w:val="none" w:sz="0" w:space="0" w:color="000000"/>
+                <w:top w:val="none" w:sz="0" w:space="0" w:color="000000"/>
+                <w:left w:val="none" w:sz="0" w:space="0" w:color="000000"/>
+                <w:right w:val="none" w:sz="0" w:space="0" w:color="000000"/>
+              </w:pBdr>
+              <w:spacing w:after="100" w:before="100" w:line="240"/>
+              <w:ind w:left="100" w:right="100" w:firstLine="0" w:firstLineChars="0"/>
+              <w:rPr>
+                <w:rFonts w:ascii="Helvetica" w:hAnsi="Helvetica" w:eastAsia="Helvetica" w:cs="Helvetica"/>
+                <w:i w:val="false"/>
+                <w:b w:val="false"/>
+                <w:u w:val="none"/>
+                <w:sz w:val="22"/>
+                <w:szCs w:val="22"/>
+                <w:color w:val="000000"/>
+              </w:rPr>
+            </w:pPr>
+            <w:r>
+              <w:rPr>
+                <w:rFonts w:ascii="Helvetica" w:hAnsi="Helvetica" w:eastAsia="Helvetica" w:cs="Helvetica"/>
+                <w:i w:val="false"/>
+                <w:b w:val="false"/>
+                <w:u w:val="none"/>
+                <w:sz w:val="22"/>
+                <w:szCs w:val="22"/>
+                <w:color w:val="000000"/>
+              </w:rPr>
+              <w:t xml:space="preserve">0.15, 101</w:t>
+            </w:r>
+          </w:p>
+        </w:tc>
+        <w:tc>
+          <w:tcPr>
+            <w:tcBorders>
+              <w:bottom w:val="none" w:sz="0" w:space="0" w:color="000000"/>
+              <w:top w:val="none" w:sz="0" w:space="0" w:color="000000"/>
+              <w:left w:val="none" w:sz="0" w:space="0" w:color="000000"/>
+              <w:right w:val="none" w:sz="0" w:space="0" w:color="000000"/>
+            </w:tcBorders>
+            <w:shd w:val="clear" w:color="auto" w:fill="FFFFFF"/>
+            <w:tcMar>
+              <w:top w:w="0" w:type="dxa"/>
+              <w:bottom w:w="0" w:type="dxa"/>
+              <w:left w:w="0" w:type="dxa"/>
+              <w:right w:w="0" w:type="dxa"/>
+            </w:tcMar>
+            <w:vAlign w:val="top"/>
+          </w:tcPr>
+          <w:p>
+            <w:pPr>
+              <w:pStyle w:val="Normal"/>
+              <w:jc w:val="center"/>
+              <w:pBdr>
+                <w:bottom w:val="none" w:sz="0" w:space="0" w:color="000000"/>
+                <w:top w:val="none" w:sz="0" w:space="0" w:color="000000"/>
+                <w:left w:val="none" w:sz="0" w:space="0" w:color="000000"/>
+                <w:right w:val="none" w:sz="0" w:space="0" w:color="000000"/>
+              </w:pBdr>
+              <w:spacing w:after="100" w:before="100" w:line="240"/>
+              <w:ind w:left="100" w:right="100" w:firstLine="0" w:firstLineChars="0"/>
+              <w:rPr>
+                <w:rFonts w:ascii="Helvetica" w:hAnsi="Helvetica" w:eastAsia="Helvetica" w:cs="Helvetica"/>
+                <w:i w:val="false"/>
+                <w:b w:val="false"/>
+                <w:u w:val="none"/>
+                <w:sz w:val="22"/>
+                <w:szCs w:val="22"/>
+                <w:color w:val="000000"/>
+              </w:rPr>
+            </w:pPr>
+            <w:r>
+              <w:rPr>
+                <w:rFonts w:ascii="Helvetica" w:hAnsi="Helvetica" w:eastAsia="Helvetica" w:cs="Helvetica"/>
+                <w:i w:val="false"/>
+                <w:b w:val="false"/>
+                <w:u w:val="none"/>
+                <w:sz w:val="22"/>
+                <w:szCs w:val="22"/>
+                <w:color w:val="000000"/>
+              </w:rPr>
+              <w:t xml:space="preserve">0.410</w:t>
             </w:r>
           </w:p>
         </w:tc>
@@ -11464,7 +11464,7 @@
                 <w:szCs w:val="22"/>
                 <w:color w:val="000000"/>
               </w:rPr>
-              <w:t xml:space="preserve">143</w:t>
+              <w:t xml:space="preserve">142</w:t>
             </w:r>
           </w:p>
         </w:tc>
@@ -11676,7 +11676,7 @@
                 <w:szCs w:val="22"/>
                 <w:color w:val="000000"/>
               </w:rPr>
-              <w:t xml:space="preserve">143</w:t>
+              <w:t xml:space="preserve">142</w:t>
             </w:r>
           </w:p>
         </w:tc>
@@ -11947,7 +11947,7 @@
                 <w:szCs w:val="22"/>
                 <w:color w:val="000000"/>
               </w:rPr>
-              <w:t xml:space="preserve">143</w:t>
+              <w:t xml:space="preserve">142</w:t>
             </w:r>
           </w:p>
         </w:tc>
@@ -12106,60 +12106,60 @@
                 <w:szCs w:val="22"/>
                 <w:color w:val="000000"/>
               </w:rPr>
-              <w:t xml:space="preserve">0.011</w:t>
-            </w:r>
-          </w:p>
-        </w:tc>
-        <w:tc>
-          <w:tcPr>
-            <w:tcBorders>
-              <w:bottom w:val="none" w:sz="0" w:space="0" w:color="000000"/>
-              <w:top w:val="none" w:sz="0" w:space="0" w:color="000000"/>
-              <w:left w:val="none" w:sz="0" w:space="0" w:color="000000"/>
-              <w:right w:val="none" w:sz="0" w:space="0" w:color="000000"/>
-            </w:tcBorders>
-            <w:shd w:val="clear" w:color="auto" w:fill="FFFFFF"/>
-            <w:tcMar>
-              <w:top w:w="0" w:type="dxa"/>
-              <w:bottom w:w="0" w:type="dxa"/>
-              <w:left w:w="0" w:type="dxa"/>
-              <w:right w:w="0" w:type="dxa"/>
-            </w:tcMar>
-            <w:vAlign w:val="top"/>
-          </w:tcPr>
-          <w:p>
-            <w:pPr>
-              <w:pStyle w:val="Normal"/>
-              <w:jc w:val="center"/>
-              <w:pBdr>
-                <w:bottom w:val="none" w:sz="0" w:space="0" w:color="000000"/>
-                <w:top w:val="none" w:sz="0" w:space="0" w:color="000000"/>
-                <w:left w:val="none" w:sz="0" w:space="0" w:color="000000"/>
-                <w:right w:val="none" w:sz="0" w:space="0" w:color="000000"/>
-              </w:pBdr>
-              <w:spacing w:after="100" w:before="100" w:line="240"/>
-              <w:ind w:left="100" w:right="100" w:firstLine="0" w:firstLineChars="0"/>
-              <w:rPr>
-                <w:rFonts w:ascii="Helvetica" w:hAnsi="Helvetica" w:eastAsia="Helvetica" w:cs="Helvetica"/>
-                <w:i w:val="false"/>
-                <w:b w:val="false"/>
-                <w:u w:val="none"/>
-                <w:sz w:val="22"/>
-                <w:szCs w:val="22"/>
-                <w:color w:val="000000"/>
-              </w:rPr>
-            </w:pPr>
-            <w:r>
-              <w:rPr>
-                <w:rFonts w:ascii="Helvetica" w:hAnsi="Helvetica" w:eastAsia="Helvetica" w:cs="Helvetica"/>
-                <w:i w:val="false"/>
-                <w:b w:val="false"/>
-                <w:u w:val="none"/>
-                <w:sz w:val="22"/>
-                <w:szCs w:val="22"/>
-                <w:color w:val="000000"/>
-              </w:rPr>
-              <w:t xml:space="preserve">143</w:t>
+              <w:t xml:space="preserve">0.010</w:t>
+            </w:r>
+          </w:p>
+        </w:tc>
+        <w:tc>
+          <w:tcPr>
+            <w:tcBorders>
+              <w:bottom w:val="none" w:sz="0" w:space="0" w:color="000000"/>
+              <w:top w:val="none" w:sz="0" w:space="0" w:color="000000"/>
+              <w:left w:val="none" w:sz="0" w:space="0" w:color="000000"/>
+              <w:right w:val="none" w:sz="0" w:space="0" w:color="000000"/>
+            </w:tcBorders>
+            <w:shd w:val="clear" w:color="auto" w:fill="FFFFFF"/>
+            <w:tcMar>
+              <w:top w:w="0" w:type="dxa"/>
+              <w:bottom w:w="0" w:type="dxa"/>
+              <w:left w:w="0" w:type="dxa"/>
+              <w:right w:w="0" w:type="dxa"/>
+            </w:tcMar>
+            <w:vAlign w:val="top"/>
+          </w:tcPr>
+          <w:p>
+            <w:pPr>
+              <w:pStyle w:val="Normal"/>
+              <w:jc w:val="center"/>
+              <w:pBdr>
+                <w:bottom w:val="none" w:sz="0" w:space="0" w:color="000000"/>
+                <w:top w:val="none" w:sz="0" w:space="0" w:color="000000"/>
+                <w:left w:val="none" w:sz="0" w:space="0" w:color="000000"/>
+                <w:right w:val="none" w:sz="0" w:space="0" w:color="000000"/>
+              </w:pBdr>
+              <w:spacing w:after="100" w:before="100" w:line="240"/>
+              <w:ind w:left="100" w:right="100" w:firstLine="0" w:firstLineChars="0"/>
+              <w:rPr>
+                <w:rFonts w:ascii="Helvetica" w:hAnsi="Helvetica" w:eastAsia="Helvetica" w:cs="Helvetica"/>
+                <w:i w:val="false"/>
+                <w:b w:val="false"/>
+                <w:u w:val="none"/>
+                <w:sz w:val="22"/>
+                <w:szCs w:val="22"/>
+                <w:color w:val="000000"/>
+              </w:rPr>
+            </w:pPr>
+            <w:r>
+              <w:rPr>
+                <w:rFonts w:ascii="Helvetica" w:hAnsi="Helvetica" w:eastAsia="Helvetica" w:cs="Helvetica"/>
+                <w:i w:val="false"/>
+                <w:b w:val="false"/>
+                <w:u w:val="none"/>
+                <w:sz w:val="22"/>
+                <w:szCs w:val="22"/>
+                <w:color w:val="000000"/>
+              </w:rPr>
+              <w:t xml:space="preserve">142</w:t>
             </w:r>
           </w:p>
         </w:tc>
@@ -12430,219 +12430,219 @@
                 <w:szCs w:val="22"/>
                 <w:color w:val="000000"/>
               </w:rPr>
-              <w:t xml:space="preserve">143</w:t>
-            </w:r>
-          </w:p>
-        </w:tc>
-        <w:tc>
-          <w:tcPr>
-            <w:tcBorders>
-              <w:bottom w:val="none" w:sz="0" w:space="0" w:color="000000"/>
-              <w:top w:val="none" w:sz="0" w:space="0" w:color="000000"/>
-              <w:left w:val="none" w:sz="0" w:space="0" w:color="000000"/>
-              <w:right w:val="none" w:sz="0" w:space="0" w:color="000000"/>
-            </w:tcBorders>
-            <w:shd w:val="clear" w:color="auto" w:fill="FFFFFF"/>
-            <w:tcMar>
-              <w:top w:w="0" w:type="dxa"/>
-              <w:bottom w:w="0" w:type="dxa"/>
-              <w:left w:w="0" w:type="dxa"/>
-              <w:right w:w="0" w:type="dxa"/>
-            </w:tcMar>
-            <w:vAlign w:val="top"/>
-          </w:tcPr>
-          <w:p>
-            <w:pPr>
-              <w:pStyle w:val="Normal"/>
-              <w:jc w:val="center"/>
-              <w:pBdr>
-                <w:bottom w:val="none" w:sz="0" w:space="0" w:color="000000"/>
-                <w:top w:val="none" w:sz="0" w:space="0" w:color="000000"/>
-                <w:left w:val="none" w:sz="0" w:space="0" w:color="000000"/>
-                <w:right w:val="none" w:sz="0" w:space="0" w:color="000000"/>
-              </w:pBdr>
-              <w:spacing w:after="100" w:before="100" w:line="240"/>
-              <w:ind w:left="100" w:right="100" w:firstLine="0" w:firstLineChars="0"/>
-              <w:rPr>
-                <w:rFonts w:ascii="Helvetica" w:hAnsi="Helvetica" w:eastAsia="Helvetica" w:cs="Helvetica"/>
-                <w:i w:val="false"/>
-                <w:b w:val="false"/>
-                <w:u w:val="none"/>
-                <w:sz w:val="22"/>
-                <w:szCs w:val="22"/>
-                <w:color w:val="000000"/>
-              </w:rPr>
-            </w:pPr>
-            <w:r>
-              <w:rPr>
-                <w:rFonts w:ascii="Helvetica" w:hAnsi="Helvetica" w:eastAsia="Helvetica" w:cs="Helvetica"/>
-                <w:i w:val="false"/>
-                <w:b w:val="false"/>
-                <w:u w:val="none"/>
-                <w:sz w:val="22"/>
-                <w:szCs w:val="22"/>
-                <w:color w:val="000000"/>
-              </w:rPr>
-              <w:t xml:space="preserve">1.24</w:t>
-            </w:r>
-          </w:p>
-        </w:tc>
-        <w:tc>
-          <w:tcPr>
-            <w:tcBorders>
-              <w:bottom w:val="none" w:sz="0" w:space="0" w:color="000000"/>
-              <w:top w:val="none" w:sz="0" w:space="0" w:color="000000"/>
-              <w:left w:val="none" w:sz="0" w:space="0" w:color="000000"/>
-              <w:right w:val="none" w:sz="0" w:space="0" w:color="000000"/>
-            </w:tcBorders>
-            <w:shd w:val="clear" w:color="auto" w:fill="FFFFFF"/>
-            <w:tcMar>
-              <w:top w:w="0" w:type="dxa"/>
-              <w:bottom w:w="0" w:type="dxa"/>
-              <w:left w:w="0" w:type="dxa"/>
-              <w:right w:w="0" w:type="dxa"/>
-            </w:tcMar>
-            <w:vAlign w:val="top"/>
-          </w:tcPr>
-          <w:p>
-            <w:pPr>
-              <w:pStyle w:val="Normal"/>
-              <w:jc w:val="center"/>
-              <w:pBdr>
-                <w:bottom w:val="none" w:sz="0" w:space="0" w:color="000000"/>
-                <w:top w:val="none" w:sz="0" w:space="0" w:color="000000"/>
-                <w:left w:val="none" w:sz="0" w:space="0" w:color="000000"/>
-                <w:right w:val="none" w:sz="0" w:space="0" w:color="000000"/>
-              </w:pBdr>
-              <w:spacing w:after="100" w:before="100" w:line="240"/>
-              <w:ind w:left="100" w:right="100" w:firstLine="0" w:firstLineChars="0"/>
-              <w:rPr>
-                <w:rFonts w:ascii="Helvetica" w:hAnsi="Helvetica" w:eastAsia="Helvetica" w:cs="Helvetica"/>
-                <w:i w:val="false"/>
-                <w:b w:val="false"/>
-                <w:u w:val="none"/>
-                <w:sz w:val="22"/>
-                <w:szCs w:val="22"/>
-                <w:color w:val="000000"/>
-              </w:rPr>
-            </w:pPr>
-            <w:r>
-              <w:rPr>
-                <w:rFonts w:ascii="Helvetica" w:hAnsi="Helvetica" w:eastAsia="Helvetica" w:cs="Helvetica"/>
-                <w:i w:val="false"/>
-                <w:b w:val="false"/>
-                <w:u w:val="none"/>
-                <w:sz w:val="22"/>
-                <w:szCs w:val="22"/>
-                <w:color w:val="000000"/>
-              </w:rPr>
-              <w:t xml:space="preserve">0.31, 4.96</w:t>
-            </w:r>
-          </w:p>
-        </w:tc>
-        <w:tc>
-          <w:tcPr>
-            <w:tcBorders>
-              <w:bottom w:val="none" w:sz="0" w:space="0" w:color="000000"/>
-              <w:top w:val="none" w:sz="0" w:space="0" w:color="000000"/>
-              <w:left w:val="none" w:sz="0" w:space="0" w:color="000000"/>
-              <w:right w:val="none" w:sz="0" w:space="0" w:color="000000"/>
-            </w:tcBorders>
-            <w:shd w:val="clear" w:color="auto" w:fill="FFFFFF"/>
-            <w:tcMar>
-              <w:top w:w="0" w:type="dxa"/>
-              <w:bottom w:w="0" w:type="dxa"/>
-              <w:left w:w="0" w:type="dxa"/>
-              <w:right w:w="0" w:type="dxa"/>
-            </w:tcMar>
-            <w:vAlign w:val="top"/>
-          </w:tcPr>
-          <w:p>
-            <w:pPr>
-              <w:pStyle w:val="Normal"/>
-              <w:jc w:val="center"/>
-              <w:pBdr>
-                <w:bottom w:val="none" w:sz="0" w:space="0" w:color="000000"/>
-                <w:top w:val="none" w:sz="0" w:space="0" w:color="000000"/>
-                <w:left w:val="none" w:sz="0" w:space="0" w:color="000000"/>
-                <w:right w:val="none" w:sz="0" w:space="0" w:color="000000"/>
-              </w:pBdr>
-              <w:spacing w:after="100" w:before="100" w:line="240"/>
-              <w:ind w:left="100" w:right="100" w:firstLine="0" w:firstLineChars="0"/>
-              <w:rPr>
-                <w:rFonts w:ascii="Helvetica" w:hAnsi="Helvetica" w:eastAsia="Helvetica" w:cs="Helvetica"/>
-                <w:i w:val="false"/>
-                <w:b w:val="false"/>
-                <w:u w:val="none"/>
-                <w:sz w:val="22"/>
-                <w:szCs w:val="22"/>
-                <w:color w:val="000000"/>
-              </w:rPr>
-            </w:pPr>
-            <w:r>
-              <w:rPr>
-                <w:rFonts w:ascii="Helvetica" w:hAnsi="Helvetica" w:eastAsia="Helvetica" w:cs="Helvetica"/>
-                <w:i w:val="false"/>
-                <w:b w:val="false"/>
-                <w:u w:val="none"/>
-                <w:sz w:val="22"/>
-                <w:szCs w:val="22"/>
-                <w:color w:val="000000"/>
-              </w:rPr>
-              <w:t xml:space="preserve">0.760</w:t>
-            </w:r>
-          </w:p>
-        </w:tc>
-        <w:tc>
-          <w:tcPr>
-            <w:tcBorders>
-              <w:bottom w:val="none" w:sz="0" w:space="0" w:color="000000"/>
-              <w:top w:val="none" w:sz="0" w:space="0" w:color="000000"/>
-              <w:left w:val="none" w:sz="0" w:space="0" w:color="000000"/>
-              <w:right w:val="none" w:sz="0" w:space="0" w:color="000000"/>
-            </w:tcBorders>
-            <w:shd w:val="clear" w:color="auto" w:fill="FFFFFF"/>
-            <w:tcMar>
-              <w:top w:w="0" w:type="dxa"/>
-              <w:bottom w:w="0" w:type="dxa"/>
-              <w:left w:w="0" w:type="dxa"/>
-              <w:right w:w="0" w:type="dxa"/>
-            </w:tcMar>
-            <w:vAlign w:val="top"/>
-          </w:tcPr>
-          <w:p>
-            <w:pPr>
-              <w:pStyle w:val="Normal"/>
-              <w:jc w:val="center"/>
-              <w:pBdr>
-                <w:bottom w:val="none" w:sz="0" w:space="0" w:color="000000"/>
-                <w:top w:val="none" w:sz="0" w:space="0" w:color="000000"/>
-                <w:left w:val="none" w:sz="0" w:space="0" w:color="000000"/>
-                <w:right w:val="none" w:sz="0" w:space="0" w:color="000000"/>
-              </w:pBdr>
-              <w:spacing w:after="100" w:before="100" w:line="240"/>
-              <w:ind w:left="100" w:right="100" w:firstLine="0" w:firstLineChars="0"/>
-              <w:rPr>
-                <w:rFonts w:ascii="Helvetica" w:hAnsi="Helvetica" w:eastAsia="Helvetica" w:cs="Helvetica"/>
-                <w:i w:val="false"/>
-                <w:b w:val="false"/>
-                <w:u w:val="none"/>
-                <w:sz w:val="22"/>
-                <w:szCs w:val="22"/>
-                <w:color w:val="000000"/>
-              </w:rPr>
-            </w:pPr>
-            <w:r>
-              <w:rPr>
-                <w:rFonts w:ascii="Helvetica" w:hAnsi="Helvetica" w:eastAsia="Helvetica" w:cs="Helvetica"/>
-                <w:i w:val="false"/>
-                <w:b w:val="false"/>
-                <w:u w:val="none"/>
-                <w:sz w:val="22"/>
-                <w:szCs w:val="22"/>
-                <w:color w:val="000000"/>
-              </w:rPr>
-              <w:t xml:space="preserve">143</w:t>
+              <w:t xml:space="preserve">142</w:t>
+            </w:r>
+          </w:p>
+        </w:tc>
+        <w:tc>
+          <w:tcPr>
+            <w:tcBorders>
+              <w:bottom w:val="none" w:sz="0" w:space="0" w:color="000000"/>
+              <w:top w:val="none" w:sz="0" w:space="0" w:color="000000"/>
+              <w:left w:val="none" w:sz="0" w:space="0" w:color="000000"/>
+              <w:right w:val="none" w:sz="0" w:space="0" w:color="000000"/>
+            </w:tcBorders>
+            <w:shd w:val="clear" w:color="auto" w:fill="FFFFFF"/>
+            <w:tcMar>
+              <w:top w:w="0" w:type="dxa"/>
+              <w:bottom w:w="0" w:type="dxa"/>
+              <w:left w:w="0" w:type="dxa"/>
+              <w:right w:w="0" w:type="dxa"/>
+            </w:tcMar>
+            <w:vAlign w:val="top"/>
+          </w:tcPr>
+          <w:p>
+            <w:pPr>
+              <w:pStyle w:val="Normal"/>
+              <w:jc w:val="center"/>
+              <w:pBdr>
+                <w:bottom w:val="none" w:sz="0" w:space="0" w:color="000000"/>
+                <w:top w:val="none" w:sz="0" w:space="0" w:color="000000"/>
+                <w:left w:val="none" w:sz="0" w:space="0" w:color="000000"/>
+                <w:right w:val="none" w:sz="0" w:space="0" w:color="000000"/>
+              </w:pBdr>
+              <w:spacing w:after="100" w:before="100" w:line="240"/>
+              <w:ind w:left="100" w:right="100" w:firstLine="0" w:firstLineChars="0"/>
+              <w:rPr>
+                <w:rFonts w:ascii="Helvetica" w:hAnsi="Helvetica" w:eastAsia="Helvetica" w:cs="Helvetica"/>
+                <w:i w:val="false"/>
+                <w:b w:val="false"/>
+                <w:u w:val="none"/>
+                <w:sz w:val="22"/>
+                <w:szCs w:val="22"/>
+                <w:color w:val="000000"/>
+              </w:rPr>
+            </w:pPr>
+            <w:r>
+              <w:rPr>
+                <w:rFonts w:ascii="Helvetica" w:hAnsi="Helvetica" w:eastAsia="Helvetica" w:cs="Helvetica"/>
+                <w:i w:val="false"/>
+                <w:b w:val="false"/>
+                <w:u w:val="none"/>
+                <w:sz w:val="22"/>
+                <w:szCs w:val="22"/>
+                <w:color w:val="000000"/>
+              </w:rPr>
+              <w:t xml:space="preserve">1.23</w:t>
+            </w:r>
+          </w:p>
+        </w:tc>
+        <w:tc>
+          <w:tcPr>
+            <w:tcBorders>
+              <w:bottom w:val="none" w:sz="0" w:space="0" w:color="000000"/>
+              <w:top w:val="none" w:sz="0" w:space="0" w:color="000000"/>
+              <w:left w:val="none" w:sz="0" w:space="0" w:color="000000"/>
+              <w:right w:val="none" w:sz="0" w:space="0" w:color="000000"/>
+            </w:tcBorders>
+            <w:shd w:val="clear" w:color="auto" w:fill="FFFFFF"/>
+            <w:tcMar>
+              <w:top w:w="0" w:type="dxa"/>
+              <w:bottom w:w="0" w:type="dxa"/>
+              <w:left w:w="0" w:type="dxa"/>
+              <w:right w:w="0" w:type="dxa"/>
+            </w:tcMar>
+            <w:vAlign w:val="top"/>
+          </w:tcPr>
+          <w:p>
+            <w:pPr>
+              <w:pStyle w:val="Normal"/>
+              <w:jc w:val="center"/>
+              <w:pBdr>
+                <w:bottom w:val="none" w:sz="0" w:space="0" w:color="000000"/>
+                <w:top w:val="none" w:sz="0" w:space="0" w:color="000000"/>
+                <w:left w:val="none" w:sz="0" w:space="0" w:color="000000"/>
+                <w:right w:val="none" w:sz="0" w:space="0" w:color="000000"/>
+              </w:pBdr>
+              <w:spacing w:after="100" w:before="100" w:line="240"/>
+              <w:ind w:left="100" w:right="100" w:firstLine="0" w:firstLineChars="0"/>
+              <w:rPr>
+                <w:rFonts w:ascii="Helvetica" w:hAnsi="Helvetica" w:eastAsia="Helvetica" w:cs="Helvetica"/>
+                <w:i w:val="false"/>
+                <w:b w:val="false"/>
+                <w:u w:val="none"/>
+                <w:sz w:val="22"/>
+                <w:szCs w:val="22"/>
+                <w:color w:val="000000"/>
+              </w:rPr>
+            </w:pPr>
+            <w:r>
+              <w:rPr>
+                <w:rFonts w:ascii="Helvetica" w:hAnsi="Helvetica" w:eastAsia="Helvetica" w:cs="Helvetica"/>
+                <w:i w:val="false"/>
+                <w:b w:val="false"/>
+                <w:u w:val="none"/>
+                <w:sz w:val="22"/>
+                <w:szCs w:val="22"/>
+                <w:color w:val="000000"/>
+              </w:rPr>
+              <w:t xml:space="preserve">0.31, 4.91</w:t>
+            </w:r>
+          </w:p>
+        </w:tc>
+        <w:tc>
+          <w:tcPr>
+            <w:tcBorders>
+              <w:bottom w:val="none" w:sz="0" w:space="0" w:color="000000"/>
+              <w:top w:val="none" w:sz="0" w:space="0" w:color="000000"/>
+              <w:left w:val="none" w:sz="0" w:space="0" w:color="000000"/>
+              <w:right w:val="none" w:sz="0" w:space="0" w:color="000000"/>
+            </w:tcBorders>
+            <w:shd w:val="clear" w:color="auto" w:fill="FFFFFF"/>
+            <w:tcMar>
+              <w:top w:w="0" w:type="dxa"/>
+              <w:bottom w:w="0" w:type="dxa"/>
+              <w:left w:w="0" w:type="dxa"/>
+              <w:right w:w="0" w:type="dxa"/>
+            </w:tcMar>
+            <w:vAlign w:val="top"/>
+          </w:tcPr>
+          <w:p>
+            <w:pPr>
+              <w:pStyle w:val="Normal"/>
+              <w:jc w:val="center"/>
+              <w:pBdr>
+                <w:bottom w:val="none" w:sz="0" w:space="0" w:color="000000"/>
+                <w:top w:val="none" w:sz="0" w:space="0" w:color="000000"/>
+                <w:left w:val="none" w:sz="0" w:space="0" w:color="000000"/>
+                <w:right w:val="none" w:sz="0" w:space="0" w:color="000000"/>
+              </w:pBdr>
+              <w:spacing w:after="100" w:before="100" w:line="240"/>
+              <w:ind w:left="100" w:right="100" w:firstLine="0" w:firstLineChars="0"/>
+              <w:rPr>
+                <w:rFonts w:ascii="Helvetica" w:hAnsi="Helvetica" w:eastAsia="Helvetica" w:cs="Helvetica"/>
+                <w:i w:val="false"/>
+                <w:b w:val="false"/>
+                <w:u w:val="none"/>
+                <w:sz w:val="22"/>
+                <w:szCs w:val="22"/>
+                <w:color w:val="000000"/>
+              </w:rPr>
+            </w:pPr>
+            <w:r>
+              <w:rPr>
+                <w:rFonts w:ascii="Helvetica" w:hAnsi="Helvetica" w:eastAsia="Helvetica" w:cs="Helvetica"/>
+                <w:i w:val="false"/>
+                <w:b w:val="false"/>
+                <w:u w:val="none"/>
+                <w:sz w:val="22"/>
+                <w:szCs w:val="22"/>
+                <w:color w:val="000000"/>
+              </w:rPr>
+              <w:t xml:space="preserve">0.770</w:t>
+            </w:r>
+          </w:p>
+        </w:tc>
+        <w:tc>
+          <w:tcPr>
+            <w:tcBorders>
+              <w:bottom w:val="none" w:sz="0" w:space="0" w:color="000000"/>
+              <w:top w:val="none" w:sz="0" w:space="0" w:color="000000"/>
+              <w:left w:val="none" w:sz="0" w:space="0" w:color="000000"/>
+              <w:right w:val="none" w:sz="0" w:space="0" w:color="000000"/>
+            </w:tcBorders>
+            <w:shd w:val="clear" w:color="auto" w:fill="FFFFFF"/>
+            <w:tcMar>
+              <w:top w:w="0" w:type="dxa"/>
+              <w:bottom w:w="0" w:type="dxa"/>
+              <w:left w:w="0" w:type="dxa"/>
+              <w:right w:w="0" w:type="dxa"/>
+            </w:tcMar>
+            <w:vAlign w:val="top"/>
+          </w:tcPr>
+          <w:p>
+            <w:pPr>
+              <w:pStyle w:val="Normal"/>
+              <w:jc w:val="center"/>
+              <w:pBdr>
+                <w:bottom w:val="none" w:sz="0" w:space="0" w:color="000000"/>
+                <w:top w:val="none" w:sz="0" w:space="0" w:color="000000"/>
+                <w:left w:val="none" w:sz="0" w:space="0" w:color="000000"/>
+                <w:right w:val="none" w:sz="0" w:space="0" w:color="000000"/>
+              </w:pBdr>
+              <w:spacing w:after="100" w:before="100" w:line="240"/>
+              <w:ind w:left="100" w:right="100" w:firstLine="0" w:firstLineChars="0"/>
+              <w:rPr>
+                <w:rFonts w:ascii="Helvetica" w:hAnsi="Helvetica" w:eastAsia="Helvetica" w:cs="Helvetica"/>
+                <w:i w:val="false"/>
+                <w:b w:val="false"/>
+                <w:u w:val="none"/>
+                <w:sz w:val="22"/>
+                <w:szCs w:val="22"/>
+                <w:color w:val="000000"/>
+              </w:rPr>
+            </w:pPr>
+            <w:r>
+              <w:rPr>
+                <w:rFonts w:ascii="Helvetica" w:hAnsi="Helvetica" w:eastAsia="Helvetica" w:cs="Helvetica"/>
+                <w:i w:val="false"/>
+                <w:b w:val="false"/>
+                <w:u w:val="none"/>
+                <w:sz w:val="22"/>
+                <w:szCs w:val="22"/>
+                <w:color w:val="000000"/>
+              </w:rPr>
+              <w:t xml:space="preserve">142</w:t>
             </w:r>
           </w:p>
         </w:tc>
@@ -12913,219 +12913,219 @@
                 <w:szCs w:val="22"/>
                 <w:color w:val="000000"/>
               </w:rPr>
-              <w:t xml:space="preserve">143</w:t>
-            </w:r>
-          </w:p>
-        </w:tc>
-        <w:tc>
-          <w:tcPr>
-            <w:tcBorders>
-              <w:bottom w:val="none" w:sz="0" w:space="0" w:color="000000"/>
-              <w:top w:val="none" w:sz="0" w:space="0" w:color="000000"/>
-              <w:left w:val="none" w:sz="0" w:space="0" w:color="000000"/>
-              <w:right w:val="none" w:sz="0" w:space="0" w:color="000000"/>
-            </w:tcBorders>
-            <w:shd w:val="clear" w:color="auto" w:fill="FFFFFF"/>
-            <w:tcMar>
-              <w:top w:w="0" w:type="dxa"/>
-              <w:bottom w:w="0" w:type="dxa"/>
-              <w:left w:w="0" w:type="dxa"/>
-              <w:right w:w="0" w:type="dxa"/>
-            </w:tcMar>
-            <w:vAlign w:val="top"/>
-          </w:tcPr>
-          <w:p>
-            <w:pPr>
-              <w:pStyle w:val="Normal"/>
-              <w:jc w:val="center"/>
-              <w:pBdr>
-                <w:bottom w:val="none" w:sz="0" w:space="0" w:color="000000"/>
-                <w:top w:val="none" w:sz="0" w:space="0" w:color="000000"/>
-                <w:left w:val="none" w:sz="0" w:space="0" w:color="000000"/>
-                <w:right w:val="none" w:sz="0" w:space="0" w:color="000000"/>
-              </w:pBdr>
-              <w:spacing w:after="100" w:before="100" w:line="240"/>
-              <w:ind w:left="100" w:right="100" w:firstLine="0" w:firstLineChars="0"/>
-              <w:rPr>
-                <w:rFonts w:ascii="Helvetica" w:hAnsi="Helvetica" w:eastAsia="Helvetica" w:cs="Helvetica"/>
-                <w:i w:val="false"/>
-                <w:b w:val="false"/>
-                <w:u w:val="none"/>
-                <w:sz w:val="22"/>
-                <w:szCs w:val="22"/>
-                <w:color w:val="000000"/>
-              </w:rPr>
-            </w:pPr>
-            <w:r>
-              <w:rPr>
-                <w:rFonts w:ascii="Helvetica" w:hAnsi="Helvetica" w:eastAsia="Helvetica" w:cs="Helvetica"/>
-                <w:i w:val="false"/>
-                <w:b w:val="false"/>
-                <w:u w:val="none"/>
-                <w:sz w:val="22"/>
-                <w:szCs w:val="22"/>
-                <w:color w:val="000000"/>
-              </w:rPr>
-              <w:t xml:space="preserve">0.88</w:t>
-            </w:r>
-          </w:p>
-        </w:tc>
-        <w:tc>
-          <w:tcPr>
-            <w:tcBorders>
-              <w:bottom w:val="none" w:sz="0" w:space="0" w:color="000000"/>
-              <w:top w:val="none" w:sz="0" w:space="0" w:color="000000"/>
-              <w:left w:val="none" w:sz="0" w:space="0" w:color="000000"/>
-              <w:right w:val="none" w:sz="0" w:space="0" w:color="000000"/>
-            </w:tcBorders>
-            <w:shd w:val="clear" w:color="auto" w:fill="FFFFFF"/>
-            <w:tcMar>
-              <w:top w:w="0" w:type="dxa"/>
-              <w:bottom w:w="0" w:type="dxa"/>
-              <w:left w:w="0" w:type="dxa"/>
-              <w:right w:w="0" w:type="dxa"/>
-            </w:tcMar>
-            <w:vAlign w:val="top"/>
-          </w:tcPr>
-          <w:p>
-            <w:pPr>
-              <w:pStyle w:val="Normal"/>
-              <w:jc w:val="center"/>
-              <w:pBdr>
-                <w:bottom w:val="none" w:sz="0" w:space="0" w:color="000000"/>
-                <w:top w:val="none" w:sz="0" w:space="0" w:color="000000"/>
-                <w:left w:val="none" w:sz="0" w:space="0" w:color="000000"/>
-                <w:right w:val="none" w:sz="0" w:space="0" w:color="000000"/>
-              </w:pBdr>
-              <w:spacing w:after="100" w:before="100" w:line="240"/>
-              <w:ind w:left="100" w:right="100" w:firstLine="0" w:firstLineChars="0"/>
-              <w:rPr>
-                <w:rFonts w:ascii="Helvetica" w:hAnsi="Helvetica" w:eastAsia="Helvetica" w:cs="Helvetica"/>
-                <w:i w:val="false"/>
-                <w:b w:val="false"/>
-                <w:u w:val="none"/>
-                <w:sz w:val="22"/>
-                <w:szCs w:val="22"/>
-                <w:color w:val="000000"/>
-              </w:rPr>
-            </w:pPr>
-            <w:r>
-              <w:rPr>
-                <w:rFonts w:ascii="Helvetica" w:hAnsi="Helvetica" w:eastAsia="Helvetica" w:cs="Helvetica"/>
-                <w:i w:val="false"/>
-                <w:b w:val="false"/>
-                <w:u w:val="none"/>
-                <w:sz w:val="22"/>
-                <w:szCs w:val="22"/>
-                <w:color w:val="000000"/>
-              </w:rPr>
-              <w:t xml:space="preserve">0.18, 4.15</w:t>
-            </w:r>
-          </w:p>
-        </w:tc>
-        <w:tc>
-          <w:tcPr>
-            <w:tcBorders>
-              <w:bottom w:val="none" w:sz="0" w:space="0" w:color="000000"/>
-              <w:top w:val="none" w:sz="0" w:space="0" w:color="000000"/>
-              <w:left w:val="none" w:sz="0" w:space="0" w:color="000000"/>
-              <w:right w:val="none" w:sz="0" w:space="0" w:color="000000"/>
-            </w:tcBorders>
-            <w:shd w:val="clear" w:color="auto" w:fill="FFFFFF"/>
-            <w:tcMar>
-              <w:top w:w="0" w:type="dxa"/>
-              <w:bottom w:w="0" w:type="dxa"/>
-              <w:left w:w="0" w:type="dxa"/>
-              <w:right w:w="0" w:type="dxa"/>
-            </w:tcMar>
-            <w:vAlign w:val="top"/>
-          </w:tcPr>
-          <w:p>
-            <w:pPr>
-              <w:pStyle w:val="Normal"/>
-              <w:jc w:val="center"/>
-              <w:pBdr>
-                <w:bottom w:val="none" w:sz="0" w:space="0" w:color="000000"/>
-                <w:top w:val="none" w:sz="0" w:space="0" w:color="000000"/>
-                <w:left w:val="none" w:sz="0" w:space="0" w:color="000000"/>
-                <w:right w:val="none" w:sz="0" w:space="0" w:color="000000"/>
-              </w:pBdr>
-              <w:spacing w:after="100" w:before="100" w:line="240"/>
-              <w:ind w:left="100" w:right="100" w:firstLine="0" w:firstLineChars="0"/>
-              <w:rPr>
-                <w:rFonts w:ascii="Helvetica" w:hAnsi="Helvetica" w:eastAsia="Helvetica" w:cs="Helvetica"/>
-                <w:i w:val="false"/>
-                <w:b w:val="false"/>
-                <w:u w:val="none"/>
-                <w:sz w:val="22"/>
-                <w:szCs w:val="22"/>
-                <w:color w:val="000000"/>
-              </w:rPr>
-            </w:pPr>
-            <w:r>
-              <w:rPr>
-                <w:rFonts w:ascii="Helvetica" w:hAnsi="Helvetica" w:eastAsia="Helvetica" w:cs="Helvetica"/>
-                <w:i w:val="false"/>
-                <w:b w:val="false"/>
-                <w:u w:val="none"/>
-                <w:sz w:val="22"/>
-                <w:szCs w:val="22"/>
-                <w:color w:val="000000"/>
-              </w:rPr>
-              <w:t xml:space="preserve">0.870</w:t>
-            </w:r>
-          </w:p>
-        </w:tc>
-        <w:tc>
-          <w:tcPr>
-            <w:tcBorders>
-              <w:bottom w:val="none" w:sz="0" w:space="0" w:color="000000"/>
-              <w:top w:val="none" w:sz="0" w:space="0" w:color="000000"/>
-              <w:left w:val="none" w:sz="0" w:space="0" w:color="000000"/>
-              <w:right w:val="none" w:sz="0" w:space="0" w:color="000000"/>
-            </w:tcBorders>
-            <w:shd w:val="clear" w:color="auto" w:fill="FFFFFF"/>
-            <w:tcMar>
-              <w:top w:w="0" w:type="dxa"/>
-              <w:bottom w:w="0" w:type="dxa"/>
-              <w:left w:w="0" w:type="dxa"/>
-              <w:right w:w="0" w:type="dxa"/>
-            </w:tcMar>
-            <w:vAlign w:val="top"/>
-          </w:tcPr>
-          <w:p>
-            <w:pPr>
-              <w:pStyle w:val="Normal"/>
-              <w:jc w:val="center"/>
-              <w:pBdr>
-                <w:bottom w:val="none" w:sz="0" w:space="0" w:color="000000"/>
-                <w:top w:val="none" w:sz="0" w:space="0" w:color="000000"/>
-                <w:left w:val="none" w:sz="0" w:space="0" w:color="000000"/>
-                <w:right w:val="none" w:sz="0" w:space="0" w:color="000000"/>
-              </w:pBdr>
-              <w:spacing w:after="100" w:before="100" w:line="240"/>
-              <w:ind w:left="100" w:right="100" w:firstLine="0" w:firstLineChars="0"/>
-              <w:rPr>
-                <w:rFonts w:ascii="Helvetica" w:hAnsi="Helvetica" w:eastAsia="Helvetica" w:cs="Helvetica"/>
-                <w:i w:val="false"/>
-                <w:b w:val="false"/>
-                <w:u w:val="none"/>
-                <w:sz w:val="22"/>
-                <w:szCs w:val="22"/>
-                <w:color w:val="000000"/>
-              </w:rPr>
-            </w:pPr>
-            <w:r>
-              <w:rPr>
-                <w:rFonts w:ascii="Helvetica" w:hAnsi="Helvetica" w:eastAsia="Helvetica" w:cs="Helvetica"/>
-                <w:i w:val="false"/>
-                <w:b w:val="false"/>
-                <w:u w:val="none"/>
-                <w:sz w:val="22"/>
-                <w:szCs w:val="22"/>
-                <w:color w:val="000000"/>
-              </w:rPr>
-              <w:t xml:space="preserve">143</w:t>
+              <w:t xml:space="preserve">142</w:t>
+            </w:r>
+          </w:p>
+        </w:tc>
+        <w:tc>
+          <w:tcPr>
+            <w:tcBorders>
+              <w:bottom w:val="none" w:sz="0" w:space="0" w:color="000000"/>
+              <w:top w:val="none" w:sz="0" w:space="0" w:color="000000"/>
+              <w:left w:val="none" w:sz="0" w:space="0" w:color="000000"/>
+              <w:right w:val="none" w:sz="0" w:space="0" w:color="000000"/>
+            </w:tcBorders>
+            <w:shd w:val="clear" w:color="auto" w:fill="FFFFFF"/>
+            <w:tcMar>
+              <w:top w:w="0" w:type="dxa"/>
+              <w:bottom w:w="0" w:type="dxa"/>
+              <w:left w:w="0" w:type="dxa"/>
+              <w:right w:w="0" w:type="dxa"/>
+            </w:tcMar>
+            <w:vAlign w:val="top"/>
+          </w:tcPr>
+          <w:p>
+            <w:pPr>
+              <w:pStyle w:val="Normal"/>
+              <w:jc w:val="center"/>
+              <w:pBdr>
+                <w:bottom w:val="none" w:sz="0" w:space="0" w:color="000000"/>
+                <w:top w:val="none" w:sz="0" w:space="0" w:color="000000"/>
+                <w:left w:val="none" w:sz="0" w:space="0" w:color="000000"/>
+                <w:right w:val="none" w:sz="0" w:space="0" w:color="000000"/>
+              </w:pBdr>
+              <w:spacing w:after="100" w:before="100" w:line="240"/>
+              <w:ind w:left="100" w:right="100" w:firstLine="0" w:firstLineChars="0"/>
+              <w:rPr>
+                <w:rFonts w:ascii="Helvetica" w:hAnsi="Helvetica" w:eastAsia="Helvetica" w:cs="Helvetica"/>
+                <w:i w:val="false"/>
+                <w:b w:val="false"/>
+                <w:u w:val="none"/>
+                <w:sz w:val="22"/>
+                <w:szCs w:val="22"/>
+                <w:color w:val="000000"/>
+              </w:rPr>
+            </w:pPr>
+            <w:r>
+              <w:rPr>
+                <w:rFonts w:ascii="Helvetica" w:hAnsi="Helvetica" w:eastAsia="Helvetica" w:cs="Helvetica"/>
+                <w:i w:val="false"/>
+                <w:b w:val="false"/>
+                <w:u w:val="none"/>
+                <w:sz w:val="22"/>
+                <w:szCs w:val="22"/>
+                <w:color w:val="000000"/>
+              </w:rPr>
+              <w:t xml:space="preserve">0.87</w:t>
+            </w:r>
+          </w:p>
+        </w:tc>
+        <w:tc>
+          <w:tcPr>
+            <w:tcBorders>
+              <w:bottom w:val="none" w:sz="0" w:space="0" w:color="000000"/>
+              <w:top w:val="none" w:sz="0" w:space="0" w:color="000000"/>
+              <w:left w:val="none" w:sz="0" w:space="0" w:color="000000"/>
+              <w:right w:val="none" w:sz="0" w:space="0" w:color="000000"/>
+            </w:tcBorders>
+            <w:shd w:val="clear" w:color="auto" w:fill="FFFFFF"/>
+            <w:tcMar>
+              <w:top w:w="0" w:type="dxa"/>
+              <w:bottom w:w="0" w:type="dxa"/>
+              <w:left w:w="0" w:type="dxa"/>
+              <w:right w:w="0" w:type="dxa"/>
+            </w:tcMar>
+            <w:vAlign w:val="top"/>
+          </w:tcPr>
+          <w:p>
+            <w:pPr>
+              <w:pStyle w:val="Normal"/>
+              <w:jc w:val="center"/>
+              <w:pBdr>
+                <w:bottom w:val="none" w:sz="0" w:space="0" w:color="000000"/>
+                <w:top w:val="none" w:sz="0" w:space="0" w:color="000000"/>
+                <w:left w:val="none" w:sz="0" w:space="0" w:color="000000"/>
+                <w:right w:val="none" w:sz="0" w:space="0" w:color="000000"/>
+              </w:pBdr>
+              <w:spacing w:after="100" w:before="100" w:line="240"/>
+              <w:ind w:left="100" w:right="100" w:firstLine="0" w:firstLineChars="0"/>
+              <w:rPr>
+                <w:rFonts w:ascii="Helvetica" w:hAnsi="Helvetica" w:eastAsia="Helvetica" w:cs="Helvetica"/>
+                <w:i w:val="false"/>
+                <w:b w:val="false"/>
+                <w:u w:val="none"/>
+                <w:sz w:val="22"/>
+                <w:szCs w:val="22"/>
+                <w:color w:val="000000"/>
+              </w:rPr>
+            </w:pPr>
+            <w:r>
+              <w:rPr>
+                <w:rFonts w:ascii="Helvetica" w:hAnsi="Helvetica" w:eastAsia="Helvetica" w:cs="Helvetica"/>
+                <w:i w:val="false"/>
+                <w:b w:val="false"/>
+                <w:u w:val="none"/>
+                <w:sz w:val="22"/>
+                <w:szCs w:val="22"/>
+                <w:color w:val="000000"/>
+              </w:rPr>
+              <w:t xml:space="preserve">0.18, 4.11</w:t>
+            </w:r>
+          </w:p>
+        </w:tc>
+        <w:tc>
+          <w:tcPr>
+            <w:tcBorders>
+              <w:bottom w:val="none" w:sz="0" w:space="0" w:color="000000"/>
+              <w:top w:val="none" w:sz="0" w:space="0" w:color="000000"/>
+              <w:left w:val="none" w:sz="0" w:space="0" w:color="000000"/>
+              <w:right w:val="none" w:sz="0" w:space="0" w:color="000000"/>
+            </w:tcBorders>
+            <w:shd w:val="clear" w:color="auto" w:fill="FFFFFF"/>
+            <w:tcMar>
+              <w:top w:w="0" w:type="dxa"/>
+              <w:bottom w:w="0" w:type="dxa"/>
+              <w:left w:w="0" w:type="dxa"/>
+              <w:right w:w="0" w:type="dxa"/>
+            </w:tcMar>
+            <w:vAlign w:val="top"/>
+          </w:tcPr>
+          <w:p>
+            <w:pPr>
+              <w:pStyle w:val="Normal"/>
+              <w:jc w:val="center"/>
+              <w:pBdr>
+                <w:bottom w:val="none" w:sz="0" w:space="0" w:color="000000"/>
+                <w:top w:val="none" w:sz="0" w:space="0" w:color="000000"/>
+                <w:left w:val="none" w:sz="0" w:space="0" w:color="000000"/>
+                <w:right w:val="none" w:sz="0" w:space="0" w:color="000000"/>
+              </w:pBdr>
+              <w:spacing w:after="100" w:before="100" w:line="240"/>
+              <w:ind w:left="100" w:right="100" w:firstLine="0" w:firstLineChars="0"/>
+              <w:rPr>
+                <w:rFonts w:ascii="Helvetica" w:hAnsi="Helvetica" w:eastAsia="Helvetica" w:cs="Helvetica"/>
+                <w:i w:val="false"/>
+                <w:b w:val="false"/>
+                <w:u w:val="none"/>
+                <w:sz w:val="22"/>
+                <w:szCs w:val="22"/>
+                <w:color w:val="000000"/>
+              </w:rPr>
+            </w:pPr>
+            <w:r>
+              <w:rPr>
+                <w:rFonts w:ascii="Helvetica" w:hAnsi="Helvetica" w:eastAsia="Helvetica" w:cs="Helvetica"/>
+                <w:i w:val="false"/>
+                <w:b w:val="false"/>
+                <w:u w:val="none"/>
+                <w:sz w:val="22"/>
+                <w:szCs w:val="22"/>
+                <w:color w:val="000000"/>
+              </w:rPr>
+              <w:t xml:space="preserve">0.860</w:t>
+            </w:r>
+          </w:p>
+        </w:tc>
+        <w:tc>
+          <w:tcPr>
+            <w:tcBorders>
+              <w:bottom w:val="none" w:sz="0" w:space="0" w:color="000000"/>
+              <w:top w:val="none" w:sz="0" w:space="0" w:color="000000"/>
+              <w:left w:val="none" w:sz="0" w:space="0" w:color="000000"/>
+              <w:right w:val="none" w:sz="0" w:space="0" w:color="000000"/>
+            </w:tcBorders>
+            <w:shd w:val="clear" w:color="auto" w:fill="FFFFFF"/>
+            <w:tcMar>
+              <w:top w:w="0" w:type="dxa"/>
+              <w:bottom w:w="0" w:type="dxa"/>
+              <w:left w:w="0" w:type="dxa"/>
+              <w:right w:w="0" w:type="dxa"/>
+            </w:tcMar>
+            <w:vAlign w:val="top"/>
+          </w:tcPr>
+          <w:p>
+            <w:pPr>
+              <w:pStyle w:val="Normal"/>
+              <w:jc w:val="center"/>
+              <w:pBdr>
+                <w:bottom w:val="none" w:sz="0" w:space="0" w:color="000000"/>
+                <w:top w:val="none" w:sz="0" w:space="0" w:color="000000"/>
+                <w:left w:val="none" w:sz="0" w:space="0" w:color="000000"/>
+                <w:right w:val="none" w:sz="0" w:space="0" w:color="000000"/>
+              </w:pBdr>
+              <w:spacing w:after="100" w:before="100" w:line="240"/>
+              <w:ind w:left="100" w:right="100" w:firstLine="0" w:firstLineChars="0"/>
+              <w:rPr>
+                <w:rFonts w:ascii="Helvetica" w:hAnsi="Helvetica" w:eastAsia="Helvetica" w:cs="Helvetica"/>
+                <w:i w:val="false"/>
+                <w:b w:val="false"/>
+                <w:u w:val="none"/>
+                <w:sz w:val="22"/>
+                <w:szCs w:val="22"/>
+                <w:color w:val="000000"/>
+              </w:rPr>
+            </w:pPr>
+            <w:r>
+              <w:rPr>
+                <w:rFonts w:ascii="Helvetica" w:hAnsi="Helvetica" w:eastAsia="Helvetica" w:cs="Helvetica"/>
+                <w:i w:val="false"/>
+                <w:b w:val="false"/>
+                <w:u w:val="none"/>
+                <w:sz w:val="22"/>
+                <w:szCs w:val="22"/>
+                <w:color w:val="000000"/>
+              </w:rPr>
+              <w:t xml:space="preserve">142</w:t>
             </w:r>
           </w:p>
         </w:tc>
@@ -13396,7 +13396,7 @@
                 <w:szCs w:val="22"/>
                 <w:color w:val="000000"/>
               </w:rPr>
-              <w:t xml:space="preserve">143</w:t>
+              <w:t xml:space="preserve">142</w:t>
             </w:r>
           </w:p>
         </w:tc>
@@ -13555,60 +13555,60 @@
                 <w:szCs w:val="22"/>
                 <w:color w:val="000000"/>
               </w:rPr>
-              <w:t xml:space="preserve">0.310</w:t>
-            </w:r>
-          </w:p>
-        </w:tc>
-        <w:tc>
-          <w:tcPr>
-            <w:tcBorders>
-              <w:bottom w:val="none" w:sz="0" w:space="0" w:color="000000"/>
-              <w:top w:val="none" w:sz="0" w:space="0" w:color="000000"/>
-              <w:left w:val="none" w:sz="0" w:space="0" w:color="000000"/>
-              <w:right w:val="none" w:sz="0" w:space="0" w:color="000000"/>
-            </w:tcBorders>
-            <w:shd w:val="clear" w:color="auto" w:fill="FFFFFF"/>
-            <w:tcMar>
-              <w:top w:w="0" w:type="dxa"/>
-              <w:bottom w:w="0" w:type="dxa"/>
-              <w:left w:w="0" w:type="dxa"/>
-              <w:right w:w="0" w:type="dxa"/>
-            </w:tcMar>
-            <w:vAlign w:val="top"/>
-          </w:tcPr>
-          <w:p>
-            <w:pPr>
-              <w:pStyle w:val="Normal"/>
-              <w:jc w:val="center"/>
-              <w:pBdr>
-                <w:bottom w:val="none" w:sz="0" w:space="0" w:color="000000"/>
-                <w:top w:val="none" w:sz="0" w:space="0" w:color="000000"/>
-                <w:left w:val="none" w:sz="0" w:space="0" w:color="000000"/>
-                <w:right w:val="none" w:sz="0" w:space="0" w:color="000000"/>
-              </w:pBdr>
-              <w:spacing w:after="100" w:before="100" w:line="240"/>
-              <w:ind w:left="100" w:right="100" w:firstLine="0" w:firstLineChars="0"/>
-              <w:rPr>
-                <w:rFonts w:ascii="Helvetica" w:hAnsi="Helvetica" w:eastAsia="Helvetica" w:cs="Helvetica"/>
-                <w:i w:val="false"/>
-                <w:b w:val="false"/>
-                <w:u w:val="none"/>
-                <w:sz w:val="22"/>
-                <w:szCs w:val="22"/>
-                <w:color w:val="000000"/>
-              </w:rPr>
-            </w:pPr>
-            <w:r>
-              <w:rPr>
-                <w:rFonts w:ascii="Helvetica" w:hAnsi="Helvetica" w:eastAsia="Helvetica" w:cs="Helvetica"/>
-                <w:i w:val="false"/>
-                <w:b w:val="false"/>
-                <w:u w:val="none"/>
-                <w:sz w:val="22"/>
-                <w:szCs w:val="22"/>
-                <w:color w:val="000000"/>
-              </w:rPr>
-              <w:t xml:space="preserve">143</w:t>
+              <w:t xml:space="preserve">0.320</w:t>
+            </w:r>
+          </w:p>
+        </w:tc>
+        <w:tc>
+          <w:tcPr>
+            <w:tcBorders>
+              <w:bottom w:val="none" w:sz="0" w:space="0" w:color="000000"/>
+              <w:top w:val="none" w:sz="0" w:space="0" w:color="000000"/>
+              <w:left w:val="none" w:sz="0" w:space="0" w:color="000000"/>
+              <w:right w:val="none" w:sz="0" w:space="0" w:color="000000"/>
+            </w:tcBorders>
+            <w:shd w:val="clear" w:color="auto" w:fill="FFFFFF"/>
+            <w:tcMar>
+              <w:top w:w="0" w:type="dxa"/>
+              <w:bottom w:w="0" w:type="dxa"/>
+              <w:left w:w="0" w:type="dxa"/>
+              <w:right w:w="0" w:type="dxa"/>
+            </w:tcMar>
+            <w:vAlign w:val="top"/>
+          </w:tcPr>
+          <w:p>
+            <w:pPr>
+              <w:pStyle w:val="Normal"/>
+              <w:jc w:val="center"/>
+              <w:pBdr>
+                <w:bottom w:val="none" w:sz="0" w:space="0" w:color="000000"/>
+                <w:top w:val="none" w:sz="0" w:space="0" w:color="000000"/>
+                <w:left w:val="none" w:sz="0" w:space="0" w:color="000000"/>
+                <w:right w:val="none" w:sz="0" w:space="0" w:color="000000"/>
+              </w:pBdr>
+              <w:spacing w:after="100" w:before="100" w:line="240"/>
+              <w:ind w:left="100" w:right="100" w:firstLine="0" w:firstLineChars="0"/>
+              <w:rPr>
+                <w:rFonts w:ascii="Helvetica" w:hAnsi="Helvetica" w:eastAsia="Helvetica" w:cs="Helvetica"/>
+                <w:i w:val="false"/>
+                <w:b w:val="false"/>
+                <w:u w:val="none"/>
+                <w:sz w:val="22"/>
+                <w:szCs w:val="22"/>
+                <w:color w:val="000000"/>
+              </w:rPr>
+            </w:pPr>
+            <w:r>
+              <w:rPr>
+                <w:rFonts w:ascii="Helvetica" w:hAnsi="Helvetica" w:eastAsia="Helvetica" w:cs="Helvetica"/>
+                <w:i w:val="false"/>
+                <w:b w:val="false"/>
+                <w:u w:val="none"/>
+                <w:sz w:val="22"/>
+                <w:szCs w:val="22"/>
+                <w:color w:val="000000"/>
+              </w:rPr>
+              <w:t xml:space="preserve">142</w:t>
             </w:r>
           </w:p>
         </w:tc>
@@ -13879,7 +13879,7 @@
                 <w:szCs w:val="22"/>
                 <w:color w:val="000000"/>
               </w:rPr>
-              <w:t xml:space="preserve">143</w:t>
+              <w:t xml:space="preserve">142</w:t>
             </w:r>
           </w:p>
         </w:tc>
@@ -14038,7 +14038,7 @@
                 <w:szCs w:val="22"/>
                 <w:color w:val="000000"/>
               </w:rPr>
-              <w:t xml:space="preserve">0.830</w:t>
+              <w:t xml:space="preserve">0.840</w:t>
             </w:r>
           </w:p>
         </w:tc>
@@ -14091,7 +14091,7 @@
                 <w:szCs w:val="22"/>
                 <w:color w:val="000000"/>
               </w:rPr>
-              <w:t xml:space="preserve">143</w:t>
+              <w:t xml:space="preserve">142</w:t>
             </w:r>
           </w:p>
         </w:tc>
